--- a/Portal do Peixe- Documentação.docx
+++ b/Portal do Peixe- Documentação.docx
@@ -473,7 +473,7 @@
       <w:r>
         <w:fldChar w:fldCharType="separate"/>
       </w:r>
-      <w:hyperlink w:anchor="_Toc898364841">
+      <w:hyperlink w:anchor="_Toc1036111960">
         <w:r>
           <w:rPr>
             <w:rStyle w:val="Hyperlink"/>
@@ -487,7 +487,7 @@
           <w:fldChar w:fldCharType="begin"/>
         </w:r>
         <w:r>
-          <w:instrText xml:space="preserve">PAGEREF _Toc898364841 \h</w:instrText>
+          <w:instrText xml:space="preserve">PAGEREF _Toc1036111960 \h</w:instrText>
         </w:r>
         <w:r>
           <w:fldChar w:fldCharType="separate"/>
@@ -517,12 +517,12 @@
           <w14:ligatures w14:val="standardContextual"/>
         </w:rPr>
       </w:pPr>
-      <w:hyperlink w:anchor="_Toc1747185887">
+      <w:hyperlink w:anchor="_Toc1008070887">
         <w:r>
           <w:rPr>
             <w:rStyle w:val="Hyperlink"/>
           </w:rPr>
-          <w:t>2. CONTEXTO-SOCIOEMOCIONAL</w:t>
+          <w:t>2. ESCOLHA PELO SANTOS FC</w:t>
         </w:r>
         <w:r>
           <w:tab/>
@@ -531,7 +531,7 @@
           <w:fldChar w:fldCharType="begin"/>
         </w:r>
         <w:r>
-          <w:instrText xml:space="preserve">PAGEREF _Toc1747185887 \h</w:instrText>
+          <w:instrText xml:space="preserve">PAGEREF _Toc1008070887 \h</w:instrText>
         </w:r>
         <w:r>
           <w:fldChar w:fldCharType="separate"/>
@@ -561,7 +561,7 @@
           <w14:ligatures w14:val="standardContextual"/>
         </w:rPr>
       </w:pPr>
-      <w:hyperlink w:anchor="_Toc840271465">
+      <w:hyperlink w:anchor="_Toc904113228">
         <w:r>
           <w:rPr>
             <w:rStyle w:val="Hyperlink"/>
@@ -575,7 +575,7 @@
           <w:fldChar w:fldCharType="begin"/>
         </w:r>
         <w:r>
-          <w:instrText xml:space="preserve">PAGEREF _Toc840271465 \h</w:instrText>
+          <w:instrText xml:space="preserve">PAGEREF _Toc904113228 \h</w:instrText>
         </w:r>
         <w:r>
           <w:fldChar w:fldCharType="separate"/>
@@ -605,7 +605,7 @@
           <w14:ligatures w14:val="standardContextual"/>
         </w:rPr>
       </w:pPr>
-      <w:hyperlink w:anchor="_Toc212265356">
+      <w:hyperlink w:anchor="_Toc231923752">
         <w:r>
           <w:rPr>
             <w:rStyle w:val="Hyperlink"/>
@@ -619,51 +619,7 @@
           <w:fldChar w:fldCharType="begin"/>
         </w:r>
         <w:r>
-          <w:instrText xml:space="preserve">PAGEREF _Toc212265356 \h</w:instrText>
-        </w:r>
-        <w:r>
-          <w:fldChar w:fldCharType="separate"/>
-        </w:r>
-        <w:r>
-          <w:rPr>
-            <w:rStyle w:val="Hyperlink"/>
-          </w:rPr>
-          <w:t>4</w:t>
-        </w:r>
-        <w:r>
-          <w:fldChar w:fldCharType="end"/>
-        </w:r>
-      </w:hyperlink>
-    </w:p>
-    <w:p>
-      <w:pPr>
-        <w:pStyle w:val="TOC3"/>
-        <w:tabs>
-          <w:tab w:val="right" w:leader="dot" w:pos="9060"/>
-        </w:tabs>
-        <w:rPr>
-          <w:rFonts w:ascii="Aptos" w:hAnsi="Aptos" w:eastAsia="游明朝" w:cs="Arial" w:asciiTheme="minorAscii" w:hAnsiTheme="minorAscii" w:eastAsiaTheme="minorEastAsia" w:cstheme="minorBidi"/>
-          <w:noProof/>
-          <w:kern w:val="2"/>
-          <w:lang w:eastAsia="pt-BR"/>
-          <w14:ligatures w14:val="standardContextual"/>
-        </w:rPr>
-      </w:pPr>
-      <w:hyperlink w:anchor="_Toc1572687587">
-        <w:r>
-          <w:rPr>
-            <w:rStyle w:val="Hyperlink"/>
-          </w:rPr>
-          <w:t>5. ESCOPO</w:t>
-        </w:r>
-        <w:r>
-          <w:tab/>
-        </w:r>
-        <w:r>
-          <w:fldChar w:fldCharType="begin"/>
-        </w:r>
-        <w:r>
-          <w:instrText xml:space="preserve">PAGEREF _Toc1572687587 \h</w:instrText>
+          <w:instrText xml:space="preserve">PAGEREF _Toc231923752 \h</w:instrText>
         </w:r>
         <w:r>
           <w:fldChar w:fldCharType="separate"/>
@@ -693,12 +649,12 @@
           <w14:ligatures w14:val="standardContextual"/>
         </w:rPr>
       </w:pPr>
-      <w:hyperlink w:anchor="_Toc1305517846">
+      <w:hyperlink w:anchor="_Toc943182367">
         <w:r>
           <w:rPr>
             <w:rStyle w:val="Hyperlink"/>
           </w:rPr>
-          <w:t>6. PREMISSAS</w:t>
+          <w:t>5. CONTEXTO - ONU</w:t>
         </w:r>
         <w:r>
           <w:tab/>
@@ -707,7 +663,7 @@
           <w:fldChar w:fldCharType="begin"/>
         </w:r>
         <w:r>
-          <w:instrText xml:space="preserve">PAGEREF _Toc1305517846 \h</w:instrText>
+          <w:instrText xml:space="preserve">PAGEREF _Toc943182367 \h</w:instrText>
         </w:r>
         <w:r>
           <w:fldChar w:fldCharType="separate"/>
@@ -737,12 +693,12 @@
           <w14:ligatures w14:val="standardContextual"/>
         </w:rPr>
       </w:pPr>
-      <w:hyperlink w:anchor="_Toc140605290">
+      <w:hyperlink w:anchor="_Toc1471990505">
         <w:r>
           <w:rPr>
             <w:rStyle w:val="Hyperlink"/>
           </w:rPr>
-          <w:t>7. RESTRIÇÕES</w:t>
+          <w:t>6. ESCOPO</w:t>
         </w:r>
         <w:r>
           <w:tab/>
@@ -751,95 +707,7 @@
           <w:fldChar w:fldCharType="begin"/>
         </w:r>
         <w:r>
-          <w:instrText xml:space="preserve">PAGEREF _Toc140605290 \h</w:instrText>
-        </w:r>
-        <w:r>
-          <w:fldChar w:fldCharType="separate"/>
-        </w:r>
-        <w:r>
-          <w:rPr>
-            <w:rStyle w:val="Hyperlink"/>
-          </w:rPr>
-          <w:t>6</w:t>
-        </w:r>
-        <w:r>
-          <w:fldChar w:fldCharType="end"/>
-        </w:r>
-      </w:hyperlink>
-    </w:p>
-    <w:p>
-      <w:pPr>
-        <w:pStyle w:val="TOC3"/>
-        <w:tabs>
-          <w:tab w:val="right" w:leader="dot" w:pos="9060"/>
-        </w:tabs>
-        <w:rPr>
-          <w:rFonts w:ascii="Aptos" w:hAnsi="Aptos" w:eastAsia="游明朝" w:cs="Arial" w:asciiTheme="minorAscii" w:hAnsiTheme="minorAscii" w:eastAsiaTheme="minorEastAsia" w:cstheme="minorBidi"/>
-          <w:noProof/>
-          <w:kern w:val="2"/>
-          <w:lang w:eastAsia="pt-BR"/>
-          <w14:ligatures w14:val="standardContextual"/>
-        </w:rPr>
-      </w:pPr>
-      <w:hyperlink w:anchor="_Toc1758901473">
-        <w:r>
-          <w:rPr>
-            <w:rStyle w:val="Hyperlink"/>
-          </w:rPr>
-          <w:t>8. METODOLOGIA UTILIZADA: (SCRUM)</w:t>
-        </w:r>
-        <w:r>
-          <w:tab/>
-        </w:r>
-        <w:r>
-          <w:fldChar w:fldCharType="begin"/>
-        </w:r>
-        <w:r>
-          <w:instrText xml:space="preserve">PAGEREF _Toc1758901473 \h</w:instrText>
-        </w:r>
-        <w:r>
-          <w:fldChar w:fldCharType="separate"/>
-        </w:r>
-        <w:r>
-          <w:rPr>
-            <w:rStyle w:val="Hyperlink"/>
-          </w:rPr>
-          <w:t>6</w:t>
-        </w:r>
-        <w:r>
-          <w:fldChar w:fldCharType="end"/>
-        </w:r>
-      </w:hyperlink>
-    </w:p>
-    <w:p>
-      <w:pPr>
-        <w:pStyle w:val="TOC3"/>
-        <w:tabs>
-          <w:tab w:val="right" w:leader="dot" w:pos="9060"/>
-        </w:tabs>
-        <w:rPr>
-          <w:rFonts w:ascii="Aptos" w:hAnsi="Aptos" w:eastAsia="游明朝" w:cs="Arial" w:asciiTheme="minorAscii" w:hAnsiTheme="minorAscii" w:eastAsiaTheme="minorEastAsia" w:cstheme="minorBidi"/>
-          <w:noProof/>
-          <w:kern w:val="2"/>
-          <w:lang w:eastAsia="pt-BR"/>
-          <w14:ligatures w14:val="standardContextual"/>
-        </w:rPr>
-      </w:pPr>
-      <w:hyperlink w:anchor="_Toc329987792">
-        <w:r>
-          <w:rPr>
-            <w:rStyle w:val="Hyperlink"/>
-          </w:rPr>
-          <w:t>9. PLANEJAMENTO 5W2H</w:t>
-        </w:r>
-        <w:r>
-          <w:tab/>
-        </w:r>
-        <w:r>
-          <w:fldChar w:fldCharType="begin"/>
-        </w:r>
-        <w:r>
-          <w:instrText xml:space="preserve">PAGEREF _Toc329987792 \h</w:instrText>
+          <w:instrText xml:space="preserve">PAGEREF _Toc1471990505 \h</w:instrText>
         </w:r>
         <w:r>
           <w:fldChar w:fldCharType="separate"/>
@@ -869,12 +737,12 @@
           <w14:ligatures w14:val="standardContextual"/>
         </w:rPr>
       </w:pPr>
-      <w:hyperlink w:anchor="_Toc1296679249">
+      <w:hyperlink w:anchor="_Toc2075380950">
         <w:r>
           <w:rPr>
             <w:rStyle w:val="Hyperlink"/>
           </w:rPr>
-          <w:t>10. PLANILHA BACKLOG E TRELLO</w:t>
+          <w:t>7. PREMISSAS</w:t>
         </w:r>
         <w:r>
           <w:tab/>
@@ -883,7 +751,7 @@
           <w:fldChar w:fldCharType="begin"/>
         </w:r>
         <w:r>
-          <w:instrText xml:space="preserve">PAGEREF _Toc1296679249 \h</w:instrText>
+          <w:instrText xml:space="preserve">PAGEREF _Toc2075380950 \h</w:instrText>
         </w:r>
         <w:r>
           <w:fldChar w:fldCharType="separate"/>
@@ -913,12 +781,12 @@
           <w14:ligatures w14:val="standardContextual"/>
         </w:rPr>
       </w:pPr>
-      <w:hyperlink w:anchor="_Toc512554402">
+      <w:hyperlink w:anchor="_Toc722527377">
         <w:r>
           <w:rPr>
             <w:rStyle w:val="Hyperlink"/>
           </w:rPr>
-          <w:t>11.  DIAGRAMA DE NEGÓCIO</w:t>
+          <w:t>8. RESTRIÇÕES</w:t>
         </w:r>
         <w:r>
           <w:tab/>
@@ -927,7 +795,139 @@
           <w:fldChar w:fldCharType="begin"/>
         </w:r>
         <w:r>
-          <w:instrText xml:space="preserve">PAGEREF _Toc512554402 \h</w:instrText>
+          <w:instrText xml:space="preserve">PAGEREF _Toc722527377 \h</w:instrText>
+        </w:r>
+        <w:r>
+          <w:fldChar w:fldCharType="separate"/>
+        </w:r>
+        <w:r>
+          <w:rPr>
+            <w:rStyle w:val="Hyperlink"/>
+          </w:rPr>
+          <w:t>8</w:t>
+        </w:r>
+        <w:r>
+          <w:fldChar w:fldCharType="end"/>
+        </w:r>
+      </w:hyperlink>
+    </w:p>
+    <w:p>
+      <w:pPr>
+        <w:pStyle w:val="TOC3"/>
+        <w:tabs>
+          <w:tab w:val="right" w:leader="dot" w:pos="9060"/>
+        </w:tabs>
+        <w:rPr>
+          <w:rFonts w:ascii="Aptos" w:hAnsi="Aptos" w:eastAsia="游明朝" w:cs="Arial" w:asciiTheme="minorAscii" w:hAnsiTheme="minorAscii" w:eastAsiaTheme="minorEastAsia" w:cstheme="minorBidi"/>
+          <w:noProof/>
+          <w:kern w:val="2"/>
+          <w:lang w:eastAsia="pt-BR"/>
+          <w14:ligatures w14:val="standardContextual"/>
+        </w:rPr>
+      </w:pPr>
+      <w:hyperlink w:anchor="_Toc126241182">
+        <w:r>
+          <w:rPr>
+            <w:rStyle w:val="Hyperlink"/>
+          </w:rPr>
+          <w:t>9. METODOLOGIA UTILIZADA: (SCRUM)</w:t>
+        </w:r>
+        <w:r>
+          <w:tab/>
+        </w:r>
+        <w:r>
+          <w:fldChar w:fldCharType="begin"/>
+        </w:r>
+        <w:r>
+          <w:instrText xml:space="preserve">PAGEREF _Toc126241182 \h</w:instrText>
+        </w:r>
+        <w:r>
+          <w:fldChar w:fldCharType="separate"/>
+        </w:r>
+        <w:r>
+          <w:rPr>
+            <w:rStyle w:val="Hyperlink"/>
+          </w:rPr>
+          <w:t>8</w:t>
+        </w:r>
+        <w:r>
+          <w:fldChar w:fldCharType="end"/>
+        </w:r>
+      </w:hyperlink>
+    </w:p>
+    <w:p>
+      <w:pPr>
+        <w:pStyle w:val="TOC3"/>
+        <w:tabs>
+          <w:tab w:val="right" w:leader="dot" w:pos="9060"/>
+        </w:tabs>
+        <w:rPr>
+          <w:rFonts w:ascii="Aptos" w:hAnsi="Aptos" w:eastAsia="游明朝" w:cs="Arial" w:asciiTheme="minorAscii" w:hAnsiTheme="minorAscii" w:eastAsiaTheme="minorEastAsia" w:cstheme="minorBidi"/>
+          <w:noProof/>
+          <w:kern w:val="2"/>
+          <w:lang w:eastAsia="pt-BR"/>
+          <w14:ligatures w14:val="standardContextual"/>
+        </w:rPr>
+      </w:pPr>
+      <w:hyperlink w:anchor="_Toc1451478262">
+        <w:r>
+          <w:rPr>
+            <w:rStyle w:val="Hyperlink"/>
+          </w:rPr>
+          <w:t>10. PLANEJAMENTO 5W2H</w:t>
+        </w:r>
+        <w:r>
+          <w:tab/>
+        </w:r>
+        <w:r>
+          <w:fldChar w:fldCharType="begin"/>
+        </w:r>
+        <w:r>
+          <w:instrText xml:space="preserve">PAGEREF _Toc1451478262 \h</w:instrText>
+        </w:r>
+        <w:r>
+          <w:fldChar w:fldCharType="separate"/>
+        </w:r>
+        <w:r>
+          <w:rPr>
+            <w:rStyle w:val="Hyperlink"/>
+          </w:rPr>
+          <w:t>8</w:t>
+        </w:r>
+        <w:r>
+          <w:fldChar w:fldCharType="end"/>
+        </w:r>
+      </w:hyperlink>
+    </w:p>
+    <w:p>
+      <w:pPr>
+        <w:pStyle w:val="TOC3"/>
+        <w:tabs>
+          <w:tab w:val="right" w:leader="dot" w:pos="9060"/>
+        </w:tabs>
+        <w:rPr>
+          <w:rFonts w:ascii="Aptos" w:hAnsi="Aptos" w:eastAsia="游明朝" w:cs="Arial" w:asciiTheme="minorAscii" w:hAnsiTheme="minorAscii" w:eastAsiaTheme="minorEastAsia" w:cstheme="minorBidi"/>
+          <w:noProof/>
+          <w:kern w:val="2"/>
+          <w:lang w:eastAsia="pt-BR"/>
+          <w14:ligatures w14:val="standardContextual"/>
+        </w:rPr>
+      </w:pPr>
+      <w:hyperlink w:anchor="_Toc155978337">
+        <w:r>
+          <w:rPr>
+            <w:rStyle w:val="Hyperlink"/>
+          </w:rPr>
+          <w:t>11. PLANILHA BACKLOG E TRELLO</w:t>
+        </w:r>
+        <w:r>
+          <w:tab/>
+        </w:r>
+        <w:r>
+          <w:fldChar w:fldCharType="begin"/>
+        </w:r>
+        <w:r>
+          <w:instrText xml:space="preserve">PAGEREF _Toc155978337 \h</w:instrText>
         </w:r>
         <w:r>
           <w:fldChar w:fldCharType="separate"/>
@@ -957,12 +957,12 @@
           <w14:ligatures w14:val="standardContextual"/>
         </w:rPr>
       </w:pPr>
-      <w:hyperlink w:anchor="_Toc2138609360">
+      <w:hyperlink w:anchor="_Toc1338580577">
         <w:r>
           <w:rPr>
             <w:rStyle w:val="Hyperlink"/>
           </w:rPr>
-          <w:t>12.  DIAGRAMA DE SOLUÇÃO</w:t>
+          <w:t>12.  CONSIDERAÇÕES FINAIS</w:t>
         </w:r>
         <w:r>
           <w:tab/>
@@ -971,7 +971,7 @@
           <w:fldChar w:fldCharType="begin"/>
         </w:r>
         <w:r>
-          <w:instrText xml:space="preserve">PAGEREF _Toc2138609360 \h</w:instrText>
+          <w:instrText xml:space="preserve">PAGEREF _Toc1338580577 \h</w:instrText>
         </w:r>
         <w:r>
           <w:fldChar w:fldCharType="separate"/>
@@ -980,7 +980,7 @@
           <w:rPr>
             <w:rStyle w:val="Hyperlink"/>
           </w:rPr>
-          <w:t>9</w:t>
+          <w:t>11</w:t>
         </w:r>
         <w:r>
           <w:fldChar w:fldCharType="end"/>
@@ -989,49 +989,12 @@
     </w:p>
     <w:p>
       <w:pPr>
-        <w:pStyle w:val="TOC3"/>
-        <w:tabs>
-          <w:tab w:val="right" w:leader="dot" w:pos="9060"/>
-        </w:tabs>
-      </w:pPr>
-      <w:hyperlink w:anchor="_Toc1898144399">
-        <w:r>
-          <w:rPr>
-            <w:rStyle w:val="Hyperlink"/>
-          </w:rPr>
-          <w:t>13.  CONSIDERAÇÕES FINAIS</w:t>
-        </w:r>
-        <w:r>
-          <w:tab/>
-        </w:r>
-        <w:r>
-          <w:fldChar w:fldCharType="begin"/>
-        </w:r>
-        <w:r>
-          <w:instrText xml:space="preserve">PAGEREF _Toc1898144399 \h</w:instrText>
-        </w:r>
-        <w:r>
-          <w:fldChar w:fldCharType="separate"/>
-        </w:r>
-        <w:r>
-          <w:rPr>
-            <w:rStyle w:val="Hyperlink"/>
-          </w:rPr>
-          <w:t>9</w:t>
-        </w:r>
-        <w:r>
-          <w:fldChar w:fldCharType="end"/>
-        </w:r>
-      </w:hyperlink>
-    </w:p>
-    <w:p>
-      <w:pPr>
         <w:pStyle w:val="Sumrio1"/>
         <w:tabs>
           <w:tab w:val="right" w:leader="dot" w:pos="9060"/>
         </w:tabs>
       </w:pPr>
-      <w:hyperlink w:anchor="_Toc1457732967">
+      <w:hyperlink w:anchor="_Toc1145722221">
         <w:r>
           <w:rPr>
             <w:rStyle w:val="Hyperlink"/>
@@ -1045,7 +1008,7 @@
           <w:fldChar w:fldCharType="begin"/>
         </w:r>
         <w:r>
-          <w:instrText xml:space="preserve">PAGEREF _Toc1457732967 \h</w:instrText>
+          <w:instrText xml:space="preserve">PAGEREF _Toc1145722221 \h</w:instrText>
         </w:r>
         <w:r>
           <w:fldChar w:fldCharType="separate"/>
@@ -1054,7 +1017,7 @@
           <w:rPr>
             <w:rStyle w:val="Hyperlink"/>
           </w:rPr>
-          <w:t>9</w:t>
+          <w:t>11</w:t>
         </w:r>
         <w:r>
           <w:fldChar w:fldCharType="end"/>
@@ -1126,7 +1089,7 @@
           <w:lang w:val="pt-BR"/>
         </w:rPr>
       </w:pPr>
-      <w:bookmarkStart w:name="_Toc898364841" w:id="842822004"/>
+      <w:bookmarkStart w:name="_Toc1036111960" w:id="1923042761"/>
       <w:r>
         <w:rPr>
           <w:rFonts w:ascii="Arial" w:hAnsi="Arial" w:eastAsia="Arial" w:cs="Arial"/>
@@ -1139,7 +1102,7 @@
         </w:rPr>
         <w:t>1. CONTEXTO</w:t>
       </w:r>
-      <w:bookmarkEnd w:id="842822004"/>
+      <w:bookmarkEnd w:id="1923042761"/>
     </w:p>
     <w:p>
       <w:pPr>
@@ -1243,10 +1206,6 @@
     </w:p>
     <w:p>
       <w:pPr>
-        <w:numPr>
-          <w:ilvl w:val="0"/>
-          <w:numId w:val="0"/>
-        </w:numPr>
         <w:spacing w:before="240" w:beforeAutospacing="off" w:after="240" w:afterAutospacing="off"/>
         <w:ind/>
         <w:jc w:val="both"/>
@@ -1267,6 +1226,75 @@
           <w:lang w:val="pt-BR"/>
         </w:rPr>
         <w:t>Diante de um cenário esportivo cada vez mais competitivo, onde a presença online influencia diretamente o alcance global de uma marca, é fundamental que o Santos retome seu protagonismo também fora das quatro linhas.</w:t>
+      </w:r>
+    </w:p>
+    <w:p>
+      <w:pPr>
+        <w:spacing w:before="240" w:beforeAutospacing="off" w:after="240" w:afterAutospacing="off"/>
+        <w:jc w:val="both"/>
+        <w:rPr>
+          <w:rFonts w:ascii="Arial" w:hAnsi="Arial" w:eastAsia="Arial" w:cs="Arial"/>
+          <w:noProof w:val="0"/>
+          <w:sz w:val="22"/>
+          <w:szCs w:val="22"/>
+          <w:lang w:val="pt-BR"/>
+        </w:rPr>
+      </w:pPr>
+    </w:p>
+    <w:p>
+      <w:pPr>
+        <w:spacing w:before="240" w:beforeAutospacing="off" w:after="240" w:afterAutospacing="off"/>
+        <w:jc w:val="center"/>
+        <w:rPr>
+          <w:rFonts w:ascii="Arial" w:hAnsi="Arial" w:eastAsia="Arial" w:cs="Arial"/>
+          <w:noProof w:val="0"/>
+          <w:sz w:val="22"/>
+          <w:szCs w:val="22"/>
+          <w:lang w:val="pt-BR"/>
+        </w:rPr>
+      </w:pPr>
+      <w:r>
+        <w:drawing>
+          <wp:inline wp14:editId="33B4A630" wp14:anchorId="0C1E014E">
+            <wp:extent cx="5067302" cy="3536184"/>
+            <wp:effectExtent l="0" t="0" r="0" b="0"/>
+            <wp:docPr id="2142898050" name="" title=""/>
+            <wp:cNvGraphicFramePr>
+              <a:graphicFrameLocks noChangeAspect="1"/>
+            </wp:cNvGraphicFramePr>
+            <a:graphic>
+              <a:graphicData uri="http://schemas.openxmlformats.org/drawingml/2006/picture">
+                <pic:pic>
+                  <pic:nvPicPr>
+                    <pic:cNvPr id="0" name=""/>
+                    <pic:cNvPicPr/>
+                  </pic:nvPicPr>
+                  <pic:blipFill>
+                    <a:blip r:embed="Rc6aec05836694fc2">
+                      <a:extLst>
+                        <a:ext xmlns:a="http://schemas.openxmlformats.org/drawingml/2006/main" uri="{28A0092B-C50C-407E-A947-70E740481C1C}">
+                          <a14:useLocalDpi val="0"/>
+                        </a:ext>
+                      </a:extLst>
+                    </a:blip>
+                    <a:stretch>
+                      <a:fillRect/>
+                    </a:stretch>
+                  </pic:blipFill>
+                  <pic:spPr>
+                    <a:xfrm>
+                      <a:off x="0" y="0"/>
+                      <a:ext cx="5067302" cy="3536184"/>
+                    </a:xfrm>
+                    <a:prstGeom prst="rect">
+                      <a:avLst/>
+                    </a:prstGeom>
+                  </pic:spPr>
+                </pic:pic>
+              </a:graphicData>
+            </a:graphic>
+          </wp:inline>
+        </w:drawing>
       </w:r>
     </w:p>
     <w:p>
@@ -1307,7 +1335,7 @@
           <w:lang w:val="pt-BR"/>
         </w:rPr>
       </w:pPr>
-      <w:bookmarkStart w:name="_Toc1747185887" w:id="1845496936"/>
+      <w:bookmarkStart w:name="_Toc1008070887" w:id="1283141126"/>
       <w:r>
         <w:rPr>
           <w:rFonts w:ascii="Arial" w:hAnsi="Arial" w:eastAsia="Arial" w:cs="Arial"/>
@@ -1318,7 +1346,7 @@
           <w:szCs w:val="28"/>
           <w:lang w:val="pt-BR"/>
         </w:rPr>
-        <w:t>2. CONTEXTO</w:t>
+        <w:t xml:space="preserve">2. </w:t>
       </w:r>
       <w:r>
         <w:rPr>
@@ -1330,7 +1358,7 @@
           <w:szCs w:val="28"/>
           <w:lang w:val="pt-BR"/>
         </w:rPr>
-        <w:t>-</w:t>
+        <w:t>ESCOLHA PELO</w:t>
       </w:r>
       <w:r>
         <w:rPr>
@@ -1342,9 +1370,9 @@
           <w:szCs w:val="28"/>
           <w:lang w:val="pt-BR"/>
         </w:rPr>
-        <w:t>SOCIOEMOCIONAL</w:t>
-      </w:r>
-      <w:bookmarkEnd w:id="1845496936"/>
+        <w:t xml:space="preserve"> SANTOS FC</w:t>
+      </w:r>
+      <w:bookmarkEnd w:id="1283141126"/>
     </w:p>
     <w:p>
       <w:pPr>
@@ -1879,10 +1907,6 @@
     </w:p>
     <w:p>
       <w:pPr>
-        <w:numPr>
-          <w:ilvl w:val="0"/>
-          <w:numId w:val="0"/>
-        </w:numPr>
         <w:spacing w:before="240" w:beforeAutospacing="off" w:after="240" w:afterAutospacing="off"/>
         <w:ind/>
         <w:jc w:val="both"/>
@@ -1931,37 +1955,31 @@
           <w:szCs w:val="22"/>
           <w:lang w:val="pt-BR"/>
         </w:rPr>
-        <w:t xml:space="preserve"> Este projeto representa valores muito pessoais para mim. Em primeiro lugar, o </w:t>
-      </w:r>
-      <w:r>
-        <w:rPr>
-          <w:rFonts w:ascii="Arial" w:hAnsi="Arial" w:eastAsia="Arial" w:cs="Arial"/>
-          <w:b w:val="1"/>
-          <w:bCs w:val="1"/>
-          <w:noProof w:val="0"/>
-          <w:sz w:val="22"/>
-          <w:szCs w:val="22"/>
-          <w:lang w:val="pt-BR"/>
-        </w:rPr>
-        <w:t>valor familiar</w:t>
-      </w:r>
-      <w:r>
-        <w:rPr>
-          <w:rFonts w:ascii="Arial" w:hAnsi="Arial" w:eastAsia="Arial" w:cs="Arial"/>
-          <w:noProof w:val="0"/>
-          <w:sz w:val="22"/>
-          <w:szCs w:val="22"/>
-          <w:lang w:val="pt-BR"/>
-        </w:rPr>
-        <w:t>: acompanhar o Santos sempre foi um momento de união com minha família. Assistir aos jogos juntos fortalece nossos laços, cria memórias e me dá a sensação de lar.</w:t>
-      </w:r>
-    </w:p>
-    <w:p>
-      <w:pPr>
-        <w:numPr>
-          <w:ilvl w:val="0"/>
-          <w:numId w:val="0"/>
-        </w:numPr>
+        <w:t xml:space="preserve"> Este projeto representa valores muito </w:t>
+      </w:r>
+      <w:r>
+        <w:rPr>
+          <w:rFonts w:ascii="Arial" w:hAnsi="Arial" w:eastAsia="Arial" w:cs="Arial"/>
+          <w:noProof w:val="0"/>
+          <w:sz w:val="22"/>
+          <w:szCs w:val="22"/>
+          <w:lang w:val="pt-BR"/>
+        </w:rPr>
+        <w:t xml:space="preserve">especiais </w:t>
+      </w:r>
+      <w:r>
+        <w:rPr>
+          <w:rFonts w:ascii="Arial" w:hAnsi="Arial" w:eastAsia="Arial" w:cs="Arial"/>
+          <w:noProof w:val="0"/>
+          <w:sz w:val="22"/>
+          <w:szCs w:val="22"/>
+          <w:lang w:val="pt-BR"/>
+        </w:rPr>
+        <w:t xml:space="preserve">para mim. </w:t>
+      </w:r>
+    </w:p>
+    <w:p>
+      <w:pPr>
         <w:spacing w:before="240" w:beforeAutospacing="off" w:after="240" w:afterAutospacing="off"/>
         <w:ind/>
         <w:jc w:val="both"/>
@@ -1974,17 +1992,14 @@
         </w:rPr>
       </w:pPr>
       <w:r>
-        <w:br/>
-      </w:r>
-      <w:r>
-        <w:rPr>
-          <w:rFonts w:ascii="Arial" w:hAnsi="Arial" w:eastAsia="Arial" w:cs="Arial"/>
-          <w:noProof w:val="0"/>
-          <w:sz w:val="22"/>
-          <w:szCs w:val="22"/>
-          <w:lang w:val="pt-BR"/>
-        </w:rPr>
-        <w:t xml:space="preserve">Além disso, existe um forte </w:t>
+        <w:rPr>
+          <w:rFonts w:ascii="Arial" w:hAnsi="Arial" w:eastAsia="Arial" w:cs="Arial"/>
+          <w:noProof w:val="0"/>
+          <w:sz w:val="22"/>
+          <w:szCs w:val="22"/>
+          <w:lang w:val="pt-BR"/>
+        </w:rPr>
+        <w:t xml:space="preserve">Em primeiro lugar, o </w:t>
       </w:r>
       <w:r>
         <w:rPr>
@@ -1996,25 +2011,21 @@
           <w:szCs w:val="22"/>
           <w:lang w:val="pt-BR"/>
         </w:rPr>
-        <w:t>sentimento de pertencimento</w:t>
-      </w:r>
-      <w:r>
-        <w:rPr>
-          <w:rFonts w:ascii="Arial" w:hAnsi="Arial" w:eastAsia="Arial" w:cs="Arial"/>
-          <w:noProof w:val="0"/>
-          <w:sz w:val="22"/>
-          <w:szCs w:val="22"/>
-          <w:lang w:val="pt-BR"/>
-        </w:rPr>
-        <w:t>. A torcida santista, mesmo sendo menor em número que outras, tem uma paixão única — e fazer parte dessa nação me faz sentir que não estou sozinho, que compartilho algo maior com milhares de pessoas.</w:t>
-      </w:r>
-    </w:p>
-    <w:p>
-      <w:pPr>
-        <w:numPr>
-          <w:ilvl w:val="0"/>
-          <w:numId w:val="0"/>
-        </w:numPr>
+        <w:t>valor familiar</w:t>
+      </w:r>
+      <w:r>
+        <w:rPr>
+          <w:rFonts w:ascii="Arial" w:hAnsi="Arial" w:eastAsia="Arial" w:cs="Arial"/>
+          <w:noProof w:val="0"/>
+          <w:sz w:val="22"/>
+          <w:szCs w:val="22"/>
+          <w:lang w:val="pt-BR"/>
+        </w:rPr>
+        <w:t>: acompanhar o Santos sempre foi um momento de união com minha família. Assistir aos jogos juntos fortalece nossos laços, cria memórias e me dá a sensação de lar.</w:t>
+      </w:r>
+    </w:p>
+    <w:p>
+      <w:pPr>
         <w:spacing w:before="240" w:beforeAutospacing="off" w:after="240" w:afterAutospacing="off"/>
         <w:ind/>
         <w:jc w:val="both"/>
@@ -2037,7 +2048,7 @@
           <w:szCs w:val="22"/>
           <w:lang w:val="pt-BR"/>
         </w:rPr>
-        <w:t xml:space="preserve">Outro valor essencial é o </w:t>
+        <w:t xml:space="preserve">Além disso, existe um forte </w:t>
       </w:r>
       <w:r>
         <w:rPr>
@@ -2049,17 +2060,17 @@
           <w:szCs w:val="22"/>
           <w:lang w:val="pt-BR"/>
         </w:rPr>
-        <w:t>respeito pela história</w:t>
-      </w:r>
-      <w:r>
-        <w:rPr>
-          <w:rFonts w:ascii="Arial" w:hAnsi="Arial" w:eastAsia="Arial" w:cs="Arial"/>
-          <w:noProof w:val="0"/>
-          <w:sz w:val="22"/>
-          <w:szCs w:val="22"/>
-          <w:lang w:val="pt-BR"/>
-        </w:rPr>
-        <w:t>. O Santos é um clube com uma trajetória grandiosa, que merece ser lembrada, valorizada e transmitida para as novas gerações.</w:t>
+        <w:t>sentimento de pertencimento</w:t>
+      </w:r>
+      <w:r>
+        <w:rPr>
+          <w:rFonts w:ascii="Arial" w:hAnsi="Arial" w:eastAsia="Arial" w:cs="Arial"/>
+          <w:noProof w:val="0"/>
+          <w:sz w:val="22"/>
+          <w:szCs w:val="22"/>
+          <w:lang w:val="pt-BR"/>
+        </w:rPr>
+        <w:t>. A torcida santista, mesmo sendo menor em número que outras, tem uma paixão única — e fazer parte dessa nação me faz sentir que não estou sozinho, que compartilho algo maior com milhares de pessoas.</w:t>
       </w:r>
     </w:p>
     <w:p>
@@ -2176,7 +2187,7 @@
           <w:lang w:val="pt-BR"/>
         </w:rPr>
       </w:pPr>
-      <w:bookmarkStart w:name="_Toc840271465" w:id="2065550414"/>
+      <w:bookmarkStart w:name="_Toc904113228" w:id="733960093"/>
       <w:r>
         <w:rPr>
           <w:rFonts w:ascii="Arial" w:hAnsi="Arial" w:eastAsia="Arial" w:cs="Arial"/>
@@ -2201,7 +2212,7 @@
         </w:rPr>
         <w:t>. OBJETIVO</w:t>
       </w:r>
-      <w:bookmarkEnd w:id="2065550414"/>
+      <w:bookmarkEnd w:id="733960093"/>
     </w:p>
     <w:p>
       <w:pPr>
@@ -2577,7 +2588,7 @@
           <w:lang w:val="pt-BR"/>
         </w:rPr>
       </w:pPr>
-      <w:bookmarkStart w:name="_Toc212265356" w:id="544524976"/>
+      <w:bookmarkStart w:name="_Toc231923752" w:id="977631544"/>
       <w:r>
         <w:rPr>
           <w:rFonts w:ascii="Arial" w:hAnsi="Arial" w:eastAsia="Arial" w:cs="Arial"/>
@@ -2602,7 +2613,7 @@
         </w:rPr>
         <w:t>. JUSTIFICATIVA</w:t>
       </w:r>
-      <w:bookmarkEnd w:id="544524976"/>
+      <w:bookmarkEnd w:id="977631544"/>
     </w:p>
     <w:p>
       <w:pPr>
@@ -2846,10 +2857,6 @@
     </w:p>
     <w:p>
       <w:pPr>
-        <w:numPr>
-          <w:ilvl w:val="0"/>
-          <w:numId w:val="0"/>
-        </w:numPr>
         <w:spacing w:before="240" w:beforeAutospacing="off" w:after="240" w:afterAutospacing="off"/>
         <w:ind/>
         <w:jc w:val="both"/>
@@ -2874,20 +2881,59 @@
     </w:p>
     <w:p>
       <w:pPr>
-        <w:numPr>
-          <w:ilvl w:val="0"/>
-          <w:numId w:val="0"/>
-        </w:numPr>
+        <w:pStyle w:val="Normal"/>
         <w:spacing w:before="240" w:beforeAutospacing="off" w:after="240" w:afterAutospacing="off"/>
-        <w:ind/>
-        <w:jc w:val="both"/>
-        <w:rPr>
-          <w:rFonts w:ascii="Arial" w:hAnsi="Arial" w:eastAsia="Arial" w:cs="Arial"/>
-          <w:noProof w:val="0"/>
-          <w:sz w:val="24"/>
-          <w:szCs w:val="24"/>
-          <w:lang w:val="pt-BR"/>
-        </w:rPr>
+        <w:jc w:val="center"/>
+      </w:pPr>
+      <w:r>
+        <w:drawing>
+          <wp:inline wp14:editId="5F667524" wp14:anchorId="5A1DF728">
+            <wp:extent cx="4724402" cy="3146997"/>
+            <wp:effectExtent l="0" t="0" r="0" b="0"/>
+            <wp:docPr id="104528416" name="" title=""/>
+            <wp:cNvGraphicFramePr>
+              <a:graphicFrameLocks noChangeAspect="1"/>
+            </wp:cNvGraphicFramePr>
+            <a:graphic>
+              <a:graphicData uri="http://schemas.openxmlformats.org/drawingml/2006/picture">
+                <pic:pic>
+                  <pic:nvPicPr>
+                    <pic:cNvPr id="0" name=""/>
+                    <pic:cNvPicPr/>
+                  </pic:nvPicPr>
+                  <pic:blipFill>
+                    <a:blip r:embed="Rc40a73eb2dbc4e9e">
+                      <a:extLst>
+                        <a:ext xmlns:a="http://schemas.openxmlformats.org/drawingml/2006/main" uri="{28A0092B-C50C-407E-A947-70E740481C1C}">
+                          <a14:useLocalDpi val="0"/>
+                        </a:ext>
+                      </a:extLst>
+                    </a:blip>
+                    <a:stretch>
+                      <a:fillRect/>
+                    </a:stretch>
+                  </pic:blipFill>
+                  <pic:spPr>
+                    <a:xfrm>
+                      <a:off x="0" y="0"/>
+                      <a:ext cx="4724402" cy="3146997"/>
+                    </a:xfrm>
+                    <a:prstGeom prst="rect">
+                      <a:avLst/>
+                    </a:prstGeom>
+                  </pic:spPr>
+                </pic:pic>
+              </a:graphicData>
+            </a:graphic>
+          </wp:inline>
+        </w:drawing>
+      </w:r>
+    </w:p>
+    <w:p>
+      <w:pPr>
+        <w:pStyle w:val="Normal"/>
+        <w:spacing w:before="240" w:beforeAutospacing="off" w:after="240" w:afterAutospacing="off"/>
+        <w:jc w:val="center"/>
       </w:pPr>
     </w:p>
     <w:p>
@@ -2912,7 +2958,7 @@
           <w:lang w:val="pt-BR"/>
         </w:rPr>
       </w:pPr>
-      <w:bookmarkStart w:name="_Toc1572687587" w:id="457192397"/>
+      <w:bookmarkStart w:name="_Toc943182367" w:id="455465267"/>
       <w:r>
         <w:rPr>
           <w:rFonts w:ascii="Arial" w:hAnsi="Arial" w:eastAsia="Arial" w:cs="Arial"/>
@@ -2923,7 +2969,54 @@
           <w:szCs w:val="28"/>
           <w:lang w:val="pt-BR"/>
         </w:rPr>
-        <w:t>5</w:t>
+        <w:t>5. CONTEXTO - ONU</w:t>
+      </w:r>
+      <w:bookmarkEnd w:id="455465267"/>
+    </w:p>
+    <w:p>
+      <w:pPr>
+        <w:pStyle w:val="Normal"/>
+        <w:spacing w:before="240" w:beforeAutospacing="off" w:after="240" w:afterAutospacing="off"/>
+        <w:jc w:val="both"/>
+        <w:rPr>
+          <w:rFonts w:ascii="Arial" w:hAnsi="Arial" w:eastAsia="Arial" w:cs="Arial"/>
+          <w:noProof w:val="0"/>
+          <w:sz w:val="22"/>
+          <w:szCs w:val="22"/>
+          <w:lang w:val="pt-BR"/>
+        </w:rPr>
+      </w:pPr>
+      <w:r>
+        <w:rPr>
+          <w:rFonts w:ascii="Arial" w:hAnsi="Arial" w:eastAsia="Arial" w:cs="Arial"/>
+          <w:noProof w:val="0"/>
+          <w:sz w:val="22"/>
+          <w:szCs w:val="22"/>
+          <w:lang w:val="pt-BR"/>
+        </w:rPr>
+        <w:t xml:space="preserve">O projeto </w:t>
+      </w:r>
+      <w:r>
+        <w:rPr>
+          <w:rFonts w:ascii="Arial" w:hAnsi="Arial" w:eastAsia="Arial" w:cs="Arial"/>
+          <w:i w:val="1"/>
+          <w:iCs w:val="1"/>
+          <w:noProof w:val="0"/>
+          <w:sz w:val="22"/>
+          <w:szCs w:val="22"/>
+          <w:lang w:val="pt-BR"/>
+        </w:rPr>
+        <w:t>Portal do Peixe</w:t>
+      </w:r>
+      <w:r>
+        <w:rPr>
+          <w:rFonts w:ascii="Arial" w:hAnsi="Arial" w:eastAsia="Arial" w:cs="Arial"/>
+          <w:noProof w:val="0"/>
+          <w:sz w:val="22"/>
+          <w:szCs w:val="22"/>
+          <w:lang w:val="pt-BR"/>
+        </w:rPr>
+        <w:t xml:space="preserve"> encontra respaldo conceitual e prático na </w:t>
       </w:r>
       <w:r>
         <w:rPr>
@@ -2931,526 +3024,278 @@
           <w:b w:val="1"/>
           <w:bCs w:val="1"/>
           <w:noProof w:val="0"/>
-          <w:sz w:val="28"/>
-          <w:szCs w:val="28"/>
-          <w:lang w:val="pt-BR"/>
-        </w:rPr>
-        <w:t>. ESCOPO</w:t>
-      </w:r>
-      <w:bookmarkEnd w:id="457192397"/>
-    </w:p>
-    <w:p>
-      <w:pPr>
-        <w:numPr>
-          <w:ilvl w:val="0"/>
-          <w:numId w:val="0"/>
-        </w:numPr>
-        <w:bidi w:val="0"/>
+          <w:sz w:val="22"/>
+          <w:szCs w:val="22"/>
+          <w:lang w:val="pt-BR"/>
+        </w:rPr>
+        <w:t>Agenda 2030 para o Desenvolvimento Sustentável</w:t>
+      </w:r>
+      <w:r>
+        <w:rPr>
+          <w:rFonts w:ascii="Arial" w:hAnsi="Arial" w:eastAsia="Arial" w:cs="Arial"/>
+          <w:noProof w:val="0"/>
+          <w:sz w:val="22"/>
+          <w:szCs w:val="22"/>
+          <w:lang w:val="pt-BR"/>
+        </w:rPr>
+        <w:t xml:space="preserve">, lançada pela </w:t>
+      </w:r>
+      <w:r>
+        <w:rPr>
+          <w:rFonts w:ascii="Arial" w:hAnsi="Arial" w:eastAsia="Arial" w:cs="Arial"/>
+          <w:b w:val="1"/>
+          <w:bCs w:val="1"/>
+          <w:noProof w:val="0"/>
+          <w:sz w:val="22"/>
+          <w:szCs w:val="22"/>
+          <w:lang w:val="pt-BR"/>
+        </w:rPr>
+        <w:t>Organização das Nações Unidas (ONU)</w:t>
+      </w:r>
+      <w:r>
+        <w:rPr>
+          <w:rFonts w:ascii="Arial" w:hAnsi="Arial" w:eastAsia="Arial" w:cs="Arial"/>
+          <w:noProof w:val="0"/>
+          <w:sz w:val="22"/>
+          <w:szCs w:val="22"/>
+          <w:lang w:val="pt-BR"/>
+        </w:rPr>
+        <w:t>. Essa agenda propõe um plano de ação global que visa erradicar a pobreza, proteger o planeta e assegurar que todas as pessoas tenham paz e prosperidade até o ano de 2030, por meio de 17 Objetivos de Desenvolvimento Sustentável (ODS).</w:t>
+      </w:r>
+    </w:p>
+    <w:p>
+      <w:pPr>
+        <w:spacing w:before="240" w:beforeAutospacing="off" w:after="240" w:afterAutospacing="off"/>
+        <w:jc w:val="both"/>
+      </w:pPr>
+      <w:r>
+        <w:rPr>
+          <w:rFonts w:ascii="Arial" w:hAnsi="Arial" w:eastAsia="Arial" w:cs="Arial"/>
+          <w:noProof w:val="0"/>
+          <w:sz w:val="22"/>
+          <w:szCs w:val="22"/>
+          <w:lang w:val="pt-BR"/>
+        </w:rPr>
+        <w:t xml:space="preserve">Dentre os objetivos estabelecidos, o projeto dialoga diretamente com o </w:t>
+      </w:r>
+      <w:r>
+        <w:rPr>
+          <w:rFonts w:ascii="Arial" w:hAnsi="Arial" w:eastAsia="Arial" w:cs="Arial"/>
+          <w:b w:val="1"/>
+          <w:bCs w:val="1"/>
+          <w:noProof w:val="0"/>
+          <w:sz w:val="22"/>
+          <w:szCs w:val="22"/>
+          <w:lang w:val="pt-BR"/>
+        </w:rPr>
+        <w:t>ODS 11 – Tornar as cidades e os assentamentos humanos inclusivos, seguros, resilientes e sustentáveis</w:t>
+      </w:r>
+      <w:r>
+        <w:rPr>
+          <w:rFonts w:ascii="Arial" w:hAnsi="Arial" w:eastAsia="Arial" w:cs="Arial"/>
+          <w:noProof w:val="0"/>
+          <w:sz w:val="22"/>
+          <w:szCs w:val="22"/>
+          <w:lang w:val="pt-BR"/>
+        </w:rPr>
+        <w:t>. Este objetivo reconhece a importância de promover o acesso equitativo à infraestrutura urbana, fomentar a participação cidadã e valorizar a diversidade cultural como elementos fundamentais para a construção de comunidades mais coesas, inclusivas e sustentáveis.</w:t>
+      </w:r>
+    </w:p>
+    <w:p>
+      <w:pPr>
+        <w:spacing w:before="240" w:beforeAutospacing="off" w:after="240" w:afterAutospacing="off"/>
+        <w:jc w:val="center"/>
+      </w:pPr>
+      <w:r>
+        <w:drawing>
+          <wp:inline wp14:editId="5E075410" wp14:anchorId="3746BD9E">
+            <wp:extent cx="4619626" cy="3077205"/>
+            <wp:effectExtent l="0" t="0" r="0" b="0"/>
+            <wp:docPr id="890159257" name="" title=""/>
+            <wp:cNvGraphicFramePr>
+              <a:graphicFrameLocks noChangeAspect="1"/>
+            </wp:cNvGraphicFramePr>
+            <a:graphic>
+              <a:graphicData uri="http://schemas.openxmlformats.org/drawingml/2006/picture">
+                <pic:pic>
+                  <pic:nvPicPr>
+                    <pic:cNvPr id="0" name=""/>
+                    <pic:cNvPicPr/>
+                  </pic:nvPicPr>
+                  <pic:blipFill>
+                    <a:blip r:embed="R246e0de5b0ef4d24">
+                      <a:extLst>
+                        <a:ext xmlns:a="http://schemas.openxmlformats.org/drawingml/2006/main" uri="{28A0092B-C50C-407E-A947-70E740481C1C}">
+                          <a14:useLocalDpi val="0"/>
+                        </a:ext>
+                      </a:extLst>
+                    </a:blip>
+                    <a:stretch>
+                      <a:fillRect/>
+                    </a:stretch>
+                  </pic:blipFill>
+                  <pic:spPr>
+                    <a:xfrm>
+                      <a:off x="0" y="0"/>
+                      <a:ext cx="4619626" cy="3077205"/>
+                    </a:xfrm>
+                    <a:prstGeom prst="rect">
+                      <a:avLst/>
+                    </a:prstGeom>
+                  </pic:spPr>
+                </pic:pic>
+              </a:graphicData>
+            </a:graphic>
+          </wp:inline>
+        </w:drawing>
+      </w:r>
+    </w:p>
+    <w:p>
+      <w:pPr>
+        <w:spacing w:before="240" w:beforeAutospacing="off" w:after="240" w:afterAutospacing="off"/>
+        <w:jc w:val="both"/>
+      </w:pPr>
+      <w:r>
+        <w:rPr>
+          <w:rFonts w:ascii="Arial" w:hAnsi="Arial" w:eastAsia="Arial" w:cs="Arial"/>
+          <w:noProof w:val="0"/>
+          <w:sz w:val="22"/>
+          <w:szCs w:val="22"/>
+          <w:lang w:val="pt-BR"/>
+        </w:rPr>
+        <w:t xml:space="preserve">No contexto do </w:t>
+      </w:r>
+      <w:r>
+        <w:rPr>
+          <w:rFonts w:ascii="Arial" w:hAnsi="Arial" w:eastAsia="Arial" w:cs="Arial"/>
+          <w:i w:val="1"/>
+          <w:iCs w:val="1"/>
+          <w:noProof w:val="0"/>
+          <w:sz w:val="22"/>
+          <w:szCs w:val="22"/>
+          <w:lang w:val="pt-BR"/>
+        </w:rPr>
+        <w:t>Portal do Peixe</w:t>
+      </w:r>
+      <w:r>
+        <w:rPr>
+          <w:rFonts w:ascii="Arial" w:hAnsi="Arial" w:eastAsia="Arial" w:cs="Arial"/>
+          <w:noProof w:val="0"/>
+          <w:sz w:val="22"/>
+          <w:szCs w:val="22"/>
+          <w:lang w:val="pt-BR"/>
+        </w:rPr>
+        <w:t xml:space="preserve">, essas diretrizes se traduzem em ações práticas por meio de uma plataforma digital que visa fortalecer os laços entre o </w:t>
+      </w:r>
+      <w:r>
+        <w:rPr>
+          <w:rFonts w:ascii="Arial" w:hAnsi="Arial" w:eastAsia="Arial" w:cs="Arial"/>
+          <w:b w:val="1"/>
+          <w:bCs w:val="1"/>
+          <w:noProof w:val="0"/>
+          <w:sz w:val="22"/>
+          <w:szCs w:val="22"/>
+          <w:lang w:val="pt-BR"/>
+        </w:rPr>
+        <w:t>Santos Futebol Clube</w:t>
+      </w:r>
+      <w:r>
+        <w:rPr>
+          <w:rFonts w:ascii="Arial" w:hAnsi="Arial" w:eastAsia="Arial" w:cs="Arial"/>
+          <w:noProof w:val="0"/>
+          <w:sz w:val="22"/>
+          <w:szCs w:val="22"/>
+          <w:lang w:val="pt-BR"/>
+        </w:rPr>
+        <w:t xml:space="preserve"> e sua torcida, utilizando a tecnologia como meio de </w:t>
+      </w:r>
+      <w:r>
+        <w:rPr>
+          <w:rFonts w:ascii="Arial" w:hAnsi="Arial" w:eastAsia="Arial" w:cs="Arial"/>
+          <w:b w:val="1"/>
+          <w:bCs w:val="1"/>
+          <w:noProof w:val="0"/>
+          <w:sz w:val="22"/>
+          <w:szCs w:val="22"/>
+          <w:lang w:val="pt-BR"/>
+        </w:rPr>
+        <w:t>inclusão digital, valorização cultural e engajamento comunitário</w:t>
+      </w:r>
+      <w:r>
+        <w:rPr>
+          <w:rFonts w:ascii="Arial" w:hAnsi="Arial" w:eastAsia="Arial" w:cs="Arial"/>
+          <w:noProof w:val="0"/>
+          <w:sz w:val="22"/>
+          <w:szCs w:val="22"/>
+          <w:lang w:val="pt-BR"/>
+        </w:rPr>
+        <w:t>. O portal oferece recursos como questionários interativos, histórico do clube, áreas de cadastro e exibição de preferências dos torcedores, promovendo pertencimento, escuta ativa e expressão da identidade coletiva. Ao reconhecer o papel do futebol como vetor de identidade e transformação social, o projeto contribui com o ODS 11 ao criar um ambiente que estimula a participação cidadã, a preservação da memória local e o fortalecimento da coesão social por meio de soluções tecnológicas acessíveis.</w:t>
+      </w:r>
+    </w:p>
+    <w:p>
+      <w:pPr>
+        <w:spacing w:before="240" w:beforeAutospacing="off" w:after="240" w:afterAutospacing="off"/>
+        <w:jc w:val="both"/>
+      </w:pPr>
+      <w:r>
+        <w:rPr>
+          <w:rFonts w:ascii="Arial" w:hAnsi="Arial" w:eastAsia="Arial" w:cs="Arial"/>
+          <w:noProof w:val="0"/>
+          <w:sz w:val="22"/>
+          <w:szCs w:val="22"/>
+          <w:lang w:val="pt-BR"/>
+        </w:rPr>
+        <w:t xml:space="preserve">Portanto, o projeto reafirma seu compromisso com os princípios do desenvolvimento sustentável ao aplicar soluções digitais que não apenas beneficiam um clube de futebol, mas </w:t>
+      </w:r>
+      <w:r>
+        <w:rPr>
+          <w:rFonts w:ascii="Arial" w:hAnsi="Arial" w:eastAsia="Arial" w:cs="Arial"/>
+          <w:b w:val="1"/>
+          <w:bCs w:val="1"/>
+          <w:noProof w:val="0"/>
+          <w:sz w:val="22"/>
+          <w:szCs w:val="22"/>
+          <w:lang w:val="pt-BR"/>
+        </w:rPr>
+        <w:t>atuam como instrumento de transformação social e urbana</w:t>
+      </w:r>
+      <w:r>
+        <w:rPr>
+          <w:rFonts w:ascii="Arial" w:hAnsi="Arial" w:eastAsia="Arial" w:cs="Arial"/>
+          <w:noProof w:val="0"/>
+          <w:sz w:val="22"/>
+          <w:szCs w:val="22"/>
+          <w:lang w:val="pt-BR"/>
+        </w:rPr>
+        <w:t>, conectando história, identidade e participação cidadã num ecossistema pensado para o bem coletivo.</w:t>
+      </w:r>
+    </w:p>
+    <w:p>
+      <w:pPr>
+        <w:spacing w:before="240" w:beforeAutospacing="off" w:after="240" w:afterAutospacing="off"/>
+        <w:jc w:val="both"/>
+        <w:rPr>
+          <w:rFonts w:ascii="Arial" w:hAnsi="Arial" w:eastAsia="Arial" w:cs="Arial"/>
+          <w:noProof w:val="0"/>
+          <w:sz w:val="22"/>
+          <w:szCs w:val="22"/>
+          <w:lang w:val="pt-BR"/>
+        </w:rPr>
+      </w:pPr>
+    </w:p>
+    <w:p>
+      <w:pPr>
         <w:spacing w:before="240" w:beforeAutospacing="off" w:after="240" w:afterAutospacing="off"/>
         <w:ind/>
-        <w:rPr>
-          <w:rFonts w:ascii="Arial" w:hAnsi="Arial" w:eastAsia="Arial" w:cs="Arial"/>
-          <w:b w:val="1"/>
-          <w:bCs w:val="1"/>
-          <w:noProof w:val="0"/>
-          <w:sz w:val="22"/>
-          <w:szCs w:val="22"/>
-          <w:lang w:val="pt-BR"/>
-        </w:rPr>
-      </w:pPr>
-      <w:r>
-        <w:rPr>
-          <w:rFonts w:ascii="Arial" w:hAnsi="Arial" w:eastAsia="Arial" w:cs="Arial"/>
-          <w:b w:val="1"/>
-          <w:bCs w:val="1"/>
-          <w:noProof w:val="0"/>
-          <w:sz w:val="22"/>
-          <w:szCs w:val="22"/>
-          <w:lang w:val="pt-BR"/>
-        </w:rPr>
-        <w:t>Incluso no escopo:</w:t>
-      </w:r>
-    </w:p>
-    <w:p>
-      <w:pPr>
-        <w:numPr>
-          <w:ilvl w:val="0"/>
-          <w:numId w:val="0"/>
-        </w:numPr>
-        <w:bidi w:val="0"/>
-        <w:spacing w:before="240" w:beforeAutospacing="off" w:after="240" w:afterAutospacing="off"/>
-        <w:ind/>
-        <w:rPr>
-          <w:rFonts w:ascii="Arial" w:hAnsi="Arial" w:eastAsia="Arial" w:cs="Arial"/>
-          <w:noProof w:val="0"/>
-          <w:sz w:val="22"/>
-          <w:szCs w:val="22"/>
-          <w:lang w:val="pt-BR"/>
-        </w:rPr>
-      </w:pPr>
-      <w:r>
-        <w:rPr>
-          <w:rFonts w:ascii="Arial" w:hAnsi="Arial" w:eastAsia="Arial" w:cs="Arial"/>
-          <w:noProof w:val="0"/>
-          <w:sz w:val="22"/>
-          <w:szCs w:val="22"/>
-          <w:lang w:val="pt-BR"/>
-        </w:rPr>
-        <w:t>O escopo do projeto contempla o desenvolvimento completo de uma aplicação web com os seguintes componentes:</w:t>
-      </w:r>
-    </w:p>
-    <w:p>
-      <w:pPr>
-        <w:pStyle w:val="PargrafodaLista"/>
-        <w:numPr>
-          <w:ilvl w:val="0"/>
-          <w:numId w:val="40"/>
-        </w:numPr>
-        <w:bidi w:val="0"/>
-        <w:spacing w:before="240" w:beforeAutospacing="off" w:after="240" w:afterAutospacing="off"/>
-        <w:ind/>
-        <w:rPr>
-          <w:rFonts w:ascii="Arial" w:hAnsi="Arial" w:eastAsia="Arial" w:cs="Arial"/>
-          <w:noProof w:val="0"/>
-          <w:sz w:val="22"/>
-          <w:szCs w:val="22"/>
-          <w:lang w:val="pt-BR"/>
-        </w:rPr>
-      </w:pPr>
-      <w:r>
-        <w:rPr>
-          <w:rFonts w:ascii="Arial" w:hAnsi="Arial" w:eastAsia="Arial" w:cs="Arial"/>
-          <w:b w:val="1"/>
-          <w:bCs w:val="1"/>
-          <w:noProof w:val="0"/>
-          <w:sz w:val="22"/>
-          <w:szCs w:val="22"/>
-          <w:lang w:val="pt-BR"/>
-        </w:rPr>
-        <w:t>Página Inicial</w:t>
-      </w:r>
-      <w:r>
-        <w:rPr>
-          <w:rFonts w:ascii="Arial" w:hAnsi="Arial" w:eastAsia="Arial" w:cs="Arial"/>
-          <w:noProof w:val="0"/>
-          <w:sz w:val="22"/>
-          <w:szCs w:val="22"/>
-          <w:lang w:val="pt-BR"/>
-        </w:rPr>
-        <w:t>: contendo conteúdo institucional, histórico do clube, destaques e chamadas para ações de engajamento, reforçando a identidade e os valores do Santos Futebol Clube.</w:t>
-      </w:r>
-    </w:p>
-    <w:p>
-      <w:pPr>
-        <w:pStyle w:val="PargrafodaLista"/>
-        <w:numPr>
-          <w:ilvl w:val="0"/>
-          <w:numId w:val="40"/>
-        </w:numPr>
-        <w:bidi w:val="0"/>
-        <w:spacing w:before="240" w:beforeAutospacing="off" w:after="240" w:afterAutospacing="off"/>
-        <w:ind/>
-        <w:rPr>
-          <w:rFonts w:ascii="Arial" w:hAnsi="Arial" w:eastAsia="Arial" w:cs="Arial"/>
-          <w:noProof w:val="0"/>
-          <w:sz w:val="22"/>
-          <w:szCs w:val="22"/>
-          <w:lang w:val="pt-BR"/>
-        </w:rPr>
-      </w:pPr>
-      <w:r>
-        <w:rPr>
-          <w:rFonts w:ascii="Arial" w:hAnsi="Arial" w:eastAsia="Arial" w:cs="Arial"/>
-          <w:b w:val="1"/>
-          <w:bCs w:val="1"/>
-          <w:noProof w:val="0"/>
-          <w:sz w:val="22"/>
-          <w:szCs w:val="22"/>
-          <w:lang w:val="pt-BR"/>
-        </w:rPr>
-        <w:t>Sistema de Cadastro e Login de Torcedores</w:t>
-      </w:r>
-      <w:r>
-        <w:rPr>
-          <w:rFonts w:ascii="Arial" w:hAnsi="Arial" w:eastAsia="Arial" w:cs="Arial"/>
-          <w:noProof w:val="0"/>
-          <w:sz w:val="22"/>
-          <w:szCs w:val="22"/>
-          <w:lang w:val="pt-BR"/>
-        </w:rPr>
-        <w:t>: com autenticação segura, armazenamento de dados e validação de entradas, garantindo o gerenciamento individualizado do acesso ao portal.</w:t>
-      </w:r>
-    </w:p>
-    <w:p>
-      <w:pPr>
-        <w:pStyle w:val="PargrafodaLista"/>
-        <w:numPr>
-          <w:ilvl w:val="0"/>
-          <w:numId w:val="40"/>
-        </w:numPr>
-        <w:bidi w:val="0"/>
-        <w:spacing w:before="240" w:beforeAutospacing="off" w:after="240" w:afterAutospacing="off"/>
-        <w:ind/>
-        <w:rPr>
-          <w:rFonts w:ascii="Arial" w:hAnsi="Arial" w:eastAsia="Arial" w:cs="Arial"/>
-          <w:noProof w:val="0"/>
-          <w:sz w:val="22"/>
-          <w:szCs w:val="22"/>
-          <w:lang w:val="pt-BR"/>
-        </w:rPr>
-      </w:pPr>
-      <w:r>
-        <w:rPr>
-          <w:rFonts w:ascii="Arial" w:hAnsi="Arial" w:eastAsia="Arial" w:cs="Arial"/>
-          <w:b w:val="1"/>
-          <w:bCs w:val="1"/>
-          <w:noProof w:val="0"/>
-          <w:sz w:val="22"/>
-          <w:szCs w:val="22"/>
-          <w:lang w:val="pt-BR"/>
-        </w:rPr>
-        <w:t>Dashboard Personalizada</w:t>
-      </w:r>
-      <w:r>
-        <w:rPr>
-          <w:rFonts w:ascii="Arial" w:hAnsi="Arial" w:eastAsia="Arial" w:cs="Arial"/>
-          <w:noProof w:val="0"/>
-          <w:sz w:val="22"/>
-          <w:szCs w:val="22"/>
-          <w:lang w:val="pt-BR"/>
-        </w:rPr>
-        <w:t>: interface exclusiva para cada torcedor, construída com base nos dados coletados via questionário no momento do cadastro. A dashboard apresentará conteúdos e sugestões alinhadas aos interesses do usuário.</w:t>
-      </w:r>
-    </w:p>
-    <w:p>
-      <w:pPr>
-        <w:pStyle w:val="PargrafodaLista"/>
-        <w:numPr>
-          <w:ilvl w:val="0"/>
-          <w:numId w:val="40"/>
-        </w:numPr>
-        <w:bidi w:val="0"/>
-        <w:spacing w:before="240" w:beforeAutospacing="off" w:after="240" w:afterAutospacing="off"/>
-        <w:ind/>
-        <w:rPr>
-          <w:rFonts w:ascii="Arial" w:hAnsi="Arial" w:eastAsia="Arial" w:cs="Arial"/>
-          <w:noProof w:val="0"/>
-          <w:sz w:val="22"/>
-          <w:szCs w:val="22"/>
-          <w:lang w:val="pt-BR"/>
-        </w:rPr>
-      </w:pPr>
-      <w:r>
-        <w:rPr>
-          <w:rFonts w:ascii="Arial" w:hAnsi="Arial" w:eastAsia="Arial" w:cs="Arial"/>
-          <w:b w:val="1"/>
-          <w:bCs w:val="1"/>
-          <w:noProof w:val="0"/>
-          <w:sz w:val="22"/>
-          <w:szCs w:val="22"/>
-          <w:lang w:val="pt-BR"/>
-        </w:rPr>
-        <w:t>Estilização com CSS</w:t>
-      </w:r>
-      <w:r>
-        <w:rPr>
-          <w:rFonts w:ascii="Arial" w:hAnsi="Arial" w:eastAsia="Arial" w:cs="Arial"/>
-          <w:noProof w:val="0"/>
-          <w:sz w:val="22"/>
-          <w:szCs w:val="22"/>
-          <w:lang w:val="pt-BR"/>
-        </w:rPr>
-        <w:t>: uso de boas práticas de design responsivo e acessível, com foco em identidade visual moderna, cores institucionais e boa usabilidade.</w:t>
-      </w:r>
-    </w:p>
-    <w:p>
-      <w:pPr>
-        <w:pStyle w:val="PargrafodaLista"/>
-        <w:numPr>
-          <w:ilvl w:val="0"/>
-          <w:numId w:val="40"/>
-        </w:numPr>
-        <w:bidi w:val="0"/>
-        <w:spacing w:before="240" w:beforeAutospacing="off" w:after="240" w:afterAutospacing="off"/>
-        <w:ind/>
-        <w:rPr>
-          <w:rFonts w:ascii="Arial" w:hAnsi="Arial" w:eastAsia="Arial" w:cs="Arial"/>
-          <w:noProof w:val="0"/>
-          <w:sz w:val="22"/>
-          <w:szCs w:val="22"/>
-          <w:lang w:val="pt-BR"/>
-        </w:rPr>
-      </w:pPr>
-      <w:r>
-        <w:rPr>
-          <w:rFonts w:ascii="Arial" w:hAnsi="Arial" w:eastAsia="Arial" w:cs="Arial"/>
-          <w:b w:val="1"/>
-          <w:bCs w:val="1"/>
-          <w:noProof w:val="0"/>
-          <w:sz w:val="22"/>
-          <w:szCs w:val="22"/>
-          <w:lang w:val="pt-BR"/>
-        </w:rPr>
-        <w:t>Banco de Dados Relacional</w:t>
-      </w:r>
-      <w:r>
-        <w:rPr>
-          <w:rFonts w:ascii="Arial" w:hAnsi="Arial" w:eastAsia="Arial" w:cs="Arial"/>
-          <w:noProof w:val="0"/>
-          <w:sz w:val="22"/>
-          <w:szCs w:val="22"/>
-          <w:lang w:val="pt-BR"/>
-        </w:rPr>
-        <w:t>: com modelagem lógica eficiente para armazenar e gerenciar dados dos usuários, respostas aos questionários e acessos.</w:t>
-      </w:r>
-    </w:p>
-    <w:p>
-      <w:pPr>
-        <w:pStyle w:val="PargrafodaLista"/>
-        <w:numPr>
-          <w:ilvl w:val="0"/>
-          <w:numId w:val="40"/>
-        </w:numPr>
-        <w:bidi w:val="0"/>
-        <w:spacing w:before="240" w:beforeAutospacing="off" w:after="240" w:afterAutospacing="off"/>
-        <w:ind/>
-        <w:rPr>
-          <w:rFonts w:ascii="Arial" w:hAnsi="Arial" w:eastAsia="Arial" w:cs="Arial"/>
-          <w:noProof w:val="0"/>
-          <w:sz w:val="22"/>
-          <w:szCs w:val="22"/>
-          <w:lang w:val="pt-BR"/>
-        </w:rPr>
-      </w:pPr>
-      <w:r>
-        <w:rPr>
-          <w:rFonts w:ascii="Arial" w:hAnsi="Arial" w:eastAsia="Arial" w:cs="Arial"/>
-          <w:b w:val="1"/>
-          <w:bCs w:val="1"/>
-          <w:noProof w:val="0"/>
-          <w:sz w:val="22"/>
-          <w:szCs w:val="22"/>
-          <w:lang w:val="pt-BR"/>
-        </w:rPr>
-        <w:t xml:space="preserve">Integração com VM </w:t>
-      </w:r>
-      <w:r>
-        <w:rPr>
-          <w:rFonts w:ascii="Arial" w:hAnsi="Arial" w:eastAsia="Arial" w:cs="Arial"/>
-          <w:b w:val="1"/>
-          <w:bCs w:val="1"/>
-          <w:noProof w:val="0"/>
-          <w:sz w:val="22"/>
-          <w:szCs w:val="22"/>
-          <w:lang w:val="pt-BR"/>
-        </w:rPr>
-        <w:t>Lubuntu</w:t>
-      </w:r>
-      <w:r>
-        <w:rPr>
-          <w:rFonts w:ascii="Arial" w:hAnsi="Arial" w:eastAsia="Arial" w:cs="Arial"/>
-          <w:noProof w:val="0"/>
-          <w:sz w:val="22"/>
-          <w:szCs w:val="22"/>
-          <w:lang w:val="pt-BR"/>
-        </w:rPr>
-        <w:t xml:space="preserve">: o sistema será configurado e implantado em uma máquina virtual com </w:t>
-      </w:r>
-      <w:r>
-        <w:rPr>
-          <w:rFonts w:ascii="Arial" w:hAnsi="Arial" w:eastAsia="Arial" w:cs="Arial"/>
-          <w:noProof w:val="0"/>
-          <w:sz w:val="22"/>
-          <w:szCs w:val="22"/>
-          <w:lang w:val="pt-BR"/>
-        </w:rPr>
-        <w:t>Lubuntu</w:t>
-      </w:r>
-      <w:r>
-        <w:rPr>
-          <w:rFonts w:ascii="Arial" w:hAnsi="Arial" w:eastAsia="Arial" w:cs="Arial"/>
-          <w:noProof w:val="0"/>
-          <w:sz w:val="22"/>
-          <w:szCs w:val="22"/>
-          <w:lang w:val="pt-BR"/>
-        </w:rPr>
-        <w:t>, que simulará o ambiente de produção e permitirá testes em condições reais de servidor.</w:t>
-      </w:r>
-    </w:p>
-    <w:p>
-      <w:pPr>
-        <w:numPr>
-          <w:ilvl w:val="0"/>
-          <w:numId w:val="0"/>
-        </w:numPr>
-        <w:bidi w:val="0"/>
-        <w:spacing w:before="240" w:beforeAutospacing="off" w:after="240" w:afterAutospacing="off"/>
-        <w:ind/>
-        <w:rPr>
-          <w:rFonts w:ascii="Arial" w:hAnsi="Arial" w:eastAsia="Arial" w:cs="Arial"/>
-          <w:b w:val="1"/>
-          <w:bCs w:val="1"/>
-          <w:noProof w:val="0"/>
-          <w:sz w:val="22"/>
-          <w:szCs w:val="22"/>
-          <w:lang w:val="pt-BR"/>
-        </w:rPr>
-      </w:pPr>
-      <w:r>
-        <w:rPr>
-          <w:rFonts w:ascii="Arial" w:hAnsi="Arial" w:eastAsia="Arial" w:cs="Arial"/>
-          <w:b w:val="1"/>
-          <w:bCs w:val="1"/>
-          <w:noProof w:val="0"/>
-          <w:sz w:val="22"/>
-          <w:szCs w:val="22"/>
-          <w:lang w:val="pt-BR"/>
-        </w:rPr>
-        <w:t>Fora do escopo:</w:t>
-      </w:r>
-    </w:p>
-    <w:p>
-      <w:pPr>
-        <w:pStyle w:val="PargrafodaLista"/>
-        <w:numPr>
-          <w:ilvl w:val="0"/>
-          <w:numId w:val="41"/>
-        </w:numPr>
-        <w:bidi w:val="0"/>
-        <w:spacing w:before="240" w:beforeAutospacing="off" w:after="240" w:afterAutospacing="off"/>
-        <w:ind/>
-        <w:rPr>
-          <w:rFonts w:ascii="Arial" w:hAnsi="Arial" w:eastAsia="Arial" w:cs="Arial"/>
-          <w:noProof w:val="0"/>
-          <w:sz w:val="22"/>
-          <w:szCs w:val="22"/>
-          <w:lang w:val="pt-BR"/>
-        </w:rPr>
-      </w:pPr>
-      <w:r>
-        <w:rPr>
-          <w:rFonts w:ascii="Arial" w:hAnsi="Arial" w:eastAsia="Arial" w:cs="Arial"/>
-          <w:noProof w:val="0"/>
-          <w:sz w:val="22"/>
-          <w:szCs w:val="22"/>
-          <w:lang w:val="pt-BR"/>
-        </w:rPr>
-        <w:t xml:space="preserve">Desenvolvimento de </w:t>
-      </w:r>
-      <w:r>
-        <w:rPr>
-          <w:rFonts w:ascii="Arial" w:hAnsi="Arial" w:eastAsia="Arial" w:cs="Arial"/>
-          <w:b w:val="1"/>
-          <w:bCs w:val="1"/>
-          <w:noProof w:val="0"/>
-          <w:sz w:val="22"/>
-          <w:szCs w:val="22"/>
-          <w:lang w:val="pt-BR"/>
-        </w:rPr>
-        <w:t>aplicativos móveis</w:t>
-      </w:r>
-      <w:r>
-        <w:rPr>
-          <w:rFonts w:ascii="Arial" w:hAnsi="Arial" w:eastAsia="Arial" w:cs="Arial"/>
-          <w:noProof w:val="0"/>
-          <w:sz w:val="22"/>
-          <w:szCs w:val="22"/>
-          <w:lang w:val="pt-BR"/>
-        </w:rPr>
-        <w:t xml:space="preserve"> (Android/iOS);</w:t>
-      </w:r>
-    </w:p>
-    <w:p>
-      <w:pPr>
-        <w:pStyle w:val="PargrafodaLista"/>
-        <w:numPr>
-          <w:ilvl w:val="0"/>
-          <w:numId w:val="41"/>
-        </w:numPr>
-        <w:bidi w:val="0"/>
-        <w:spacing w:before="240" w:beforeAutospacing="off" w:after="240" w:afterAutospacing="off"/>
-        <w:ind/>
-        <w:rPr>
-          <w:rFonts w:ascii="Arial" w:hAnsi="Arial" w:eastAsia="Arial" w:cs="Arial"/>
-          <w:noProof w:val="0"/>
-          <w:sz w:val="22"/>
-          <w:szCs w:val="22"/>
-          <w:lang w:val="pt-BR"/>
-        </w:rPr>
-      </w:pPr>
-      <w:r>
-        <w:rPr>
-          <w:rFonts w:ascii="Arial" w:hAnsi="Arial" w:eastAsia="Arial" w:cs="Arial"/>
-          <w:b w:val="1"/>
-          <w:bCs w:val="1"/>
-          <w:noProof w:val="0"/>
-          <w:sz w:val="22"/>
-          <w:szCs w:val="22"/>
-          <w:lang w:val="pt-BR"/>
-        </w:rPr>
-        <w:t>Integração com redes sociais</w:t>
-      </w:r>
-      <w:r>
-        <w:rPr>
-          <w:rFonts w:ascii="Arial" w:hAnsi="Arial" w:eastAsia="Arial" w:cs="Arial"/>
-          <w:noProof w:val="0"/>
-          <w:sz w:val="22"/>
-          <w:szCs w:val="22"/>
-          <w:lang w:val="pt-BR"/>
-        </w:rPr>
-        <w:t xml:space="preserve"> ou plataformas externas de terceiros;</w:t>
-      </w:r>
-    </w:p>
-    <w:p>
-      <w:pPr>
-        <w:pStyle w:val="PargrafodaLista"/>
-        <w:numPr>
-          <w:ilvl w:val="0"/>
-          <w:numId w:val="41"/>
-        </w:numPr>
-        <w:bidi w:val="0"/>
-        <w:spacing w:before="240" w:beforeAutospacing="off" w:after="240" w:afterAutospacing="off"/>
-        <w:ind/>
-        <w:rPr>
-          <w:rFonts w:ascii="Arial" w:hAnsi="Arial" w:eastAsia="Arial" w:cs="Arial"/>
-          <w:noProof w:val="0"/>
-          <w:sz w:val="22"/>
-          <w:szCs w:val="22"/>
-          <w:lang w:val="pt-BR"/>
-        </w:rPr>
-      </w:pPr>
-      <w:r>
-        <w:rPr>
-          <w:rFonts w:ascii="Arial" w:hAnsi="Arial" w:eastAsia="Arial" w:cs="Arial"/>
-          <w:noProof w:val="0"/>
-          <w:sz w:val="22"/>
-          <w:szCs w:val="22"/>
-          <w:lang w:val="pt-BR"/>
-        </w:rPr>
-        <w:t xml:space="preserve">Implementação de </w:t>
-      </w:r>
-      <w:r>
-        <w:rPr>
-          <w:rFonts w:ascii="Arial" w:hAnsi="Arial" w:eastAsia="Arial" w:cs="Arial"/>
-          <w:b w:val="1"/>
-          <w:bCs w:val="1"/>
-          <w:noProof w:val="0"/>
-          <w:sz w:val="22"/>
-          <w:szCs w:val="22"/>
-          <w:lang w:val="pt-BR"/>
-        </w:rPr>
-        <w:t>sistemas de pagamento</w:t>
-      </w:r>
-      <w:r>
-        <w:rPr>
-          <w:rFonts w:ascii="Arial" w:hAnsi="Arial" w:eastAsia="Arial" w:cs="Arial"/>
-          <w:noProof w:val="0"/>
-          <w:sz w:val="22"/>
-          <w:szCs w:val="22"/>
-          <w:lang w:val="pt-BR"/>
-        </w:rPr>
-        <w:t>, e-commerce ou vendas de ingressos/produtos.</w:t>
-      </w:r>
+        <w:jc w:val="both"/>
+        <w:rPr>
+          <w:rFonts w:ascii="Arial" w:hAnsi="Arial" w:eastAsia="Arial" w:cs="Arial"/>
+          <w:noProof w:val="0"/>
+          <w:sz w:val="24"/>
+          <w:szCs w:val="24"/>
+          <w:lang w:val="pt-BR"/>
+        </w:rPr>
+      </w:pPr>
     </w:p>
     <w:p>
       <w:pPr>
@@ -3474,343 +3319,6 @@
           <w:lang w:val="pt-BR"/>
         </w:rPr>
       </w:pPr>
-      <w:bookmarkStart w:name="_Toc1305517846" w:id="1897987151"/>
-      <w:r>
-        <w:rPr>
-          <w:rFonts w:ascii="Arial" w:hAnsi="Arial" w:eastAsia="Arial" w:cs="Arial"/>
-          <w:b w:val="1"/>
-          <w:bCs w:val="1"/>
-          <w:noProof w:val="0"/>
-          <w:sz w:val="28"/>
-          <w:szCs w:val="28"/>
-          <w:lang w:val="pt-BR"/>
-        </w:rPr>
-        <w:t>6</w:t>
-      </w:r>
-      <w:r>
-        <w:rPr>
-          <w:rFonts w:ascii="Arial" w:hAnsi="Arial" w:eastAsia="Arial" w:cs="Arial"/>
-          <w:b w:val="1"/>
-          <w:bCs w:val="1"/>
-          <w:noProof w:val="0"/>
-          <w:sz w:val="28"/>
-          <w:szCs w:val="28"/>
-          <w:lang w:val="pt-BR"/>
-        </w:rPr>
-        <w:t>. PREMISSAS</w:t>
-      </w:r>
-      <w:bookmarkEnd w:id="1897987151"/>
-    </w:p>
-    <w:p>
-      <w:pPr>
-        <w:numPr>
-          <w:ilvl w:val="0"/>
-          <w:numId w:val="0"/>
-        </w:numPr>
-        <w:bidi w:val="0"/>
-        <w:spacing w:before="240" w:beforeAutospacing="off" w:after="240" w:afterAutospacing="off"/>
-        <w:ind/>
-        <w:rPr>
-          <w:rFonts w:ascii="Arial" w:hAnsi="Arial" w:eastAsia="Arial" w:cs="Arial"/>
-          <w:noProof w:val="0"/>
-          <w:sz w:val="22"/>
-          <w:szCs w:val="22"/>
-          <w:lang w:val="pt-BR"/>
-        </w:rPr>
-      </w:pPr>
-      <w:r>
-        <w:rPr>
-          <w:rFonts w:ascii="Arial" w:hAnsi="Arial" w:eastAsia="Arial" w:cs="Arial"/>
-          <w:noProof w:val="0"/>
-          <w:sz w:val="22"/>
-          <w:szCs w:val="22"/>
-          <w:lang w:val="pt-BR"/>
-        </w:rPr>
-        <w:t>Para a execução eficiente do projeto, as seguintes premissas foram consideradas:</w:t>
-      </w:r>
-    </w:p>
-    <w:p>
-      <w:pPr>
-        <w:pStyle w:val="PargrafodaLista"/>
-        <w:numPr>
-          <w:ilvl w:val="0"/>
-          <w:numId w:val="42"/>
-        </w:numPr>
-        <w:bidi w:val="0"/>
-        <w:spacing w:before="240" w:beforeAutospacing="off" w:after="240" w:afterAutospacing="off"/>
-        <w:ind/>
-        <w:rPr>
-          <w:rFonts w:ascii="Arial" w:hAnsi="Arial" w:eastAsia="Arial" w:cs="Arial"/>
-          <w:noProof w:val="0"/>
-          <w:sz w:val="22"/>
-          <w:szCs w:val="22"/>
-          <w:lang w:val="pt-BR"/>
-        </w:rPr>
-      </w:pPr>
-      <w:r>
-        <w:rPr>
-          <w:rFonts w:ascii="Arial" w:hAnsi="Arial" w:eastAsia="Arial" w:cs="Arial"/>
-          <w:noProof w:val="0"/>
-          <w:sz w:val="22"/>
-          <w:szCs w:val="22"/>
-          <w:lang w:val="pt-BR"/>
-        </w:rPr>
-        <w:t xml:space="preserve">O site será acessado exclusivamente via </w:t>
-      </w:r>
-      <w:r>
-        <w:rPr>
-          <w:rFonts w:ascii="Arial" w:hAnsi="Arial" w:eastAsia="Arial" w:cs="Arial"/>
-          <w:b w:val="1"/>
-          <w:bCs w:val="1"/>
-          <w:noProof w:val="0"/>
-          <w:sz w:val="22"/>
-          <w:szCs w:val="22"/>
-          <w:lang w:val="pt-BR"/>
-        </w:rPr>
-        <w:t>navegadores web em desktops e notebooks</w:t>
-      </w:r>
-      <w:r>
-        <w:rPr>
-          <w:rFonts w:ascii="Arial" w:hAnsi="Arial" w:eastAsia="Arial" w:cs="Arial"/>
-          <w:noProof w:val="0"/>
-          <w:sz w:val="22"/>
-          <w:szCs w:val="22"/>
-          <w:lang w:val="pt-BR"/>
-        </w:rPr>
-        <w:t>, não havendo versão mobile dedicada nesta fase inicial;</w:t>
-      </w:r>
-    </w:p>
-    <w:p>
-      <w:pPr>
-        <w:pStyle w:val="PargrafodaLista"/>
-        <w:numPr>
-          <w:ilvl w:val="0"/>
-          <w:numId w:val="42"/>
-        </w:numPr>
-        <w:bidi w:val="0"/>
-        <w:spacing w:before="240" w:beforeAutospacing="off" w:after="240" w:afterAutospacing="off"/>
-        <w:ind/>
-        <w:rPr>
-          <w:rFonts w:ascii="Arial" w:hAnsi="Arial" w:eastAsia="Arial" w:cs="Arial"/>
-          <w:noProof w:val="0"/>
-          <w:sz w:val="22"/>
-          <w:szCs w:val="22"/>
-          <w:lang w:val="pt-BR"/>
-        </w:rPr>
-      </w:pPr>
-      <w:r>
-        <w:rPr>
-          <w:rFonts w:ascii="Arial" w:hAnsi="Arial" w:eastAsia="Arial" w:cs="Arial"/>
-          <w:noProof w:val="0"/>
-          <w:sz w:val="22"/>
-          <w:szCs w:val="22"/>
-          <w:lang w:val="pt-BR"/>
-        </w:rPr>
-        <w:t xml:space="preserve">A </w:t>
-      </w:r>
-      <w:r>
-        <w:rPr>
-          <w:rFonts w:ascii="Arial" w:hAnsi="Arial" w:eastAsia="Arial" w:cs="Arial"/>
-          <w:b w:val="1"/>
-          <w:bCs w:val="1"/>
-          <w:noProof w:val="0"/>
-          <w:sz w:val="22"/>
-          <w:szCs w:val="22"/>
-          <w:lang w:val="pt-BR"/>
-        </w:rPr>
-        <w:t xml:space="preserve">VM </w:t>
-      </w:r>
-      <w:r>
-        <w:rPr>
-          <w:rFonts w:ascii="Arial" w:hAnsi="Arial" w:eastAsia="Arial" w:cs="Arial"/>
-          <w:b w:val="1"/>
-          <w:bCs w:val="1"/>
-          <w:noProof w:val="0"/>
-          <w:sz w:val="22"/>
-          <w:szCs w:val="22"/>
-          <w:lang w:val="pt-BR"/>
-        </w:rPr>
-        <w:t>Lubuntu</w:t>
-      </w:r>
-      <w:r>
-        <w:rPr>
-          <w:rFonts w:ascii="Arial" w:hAnsi="Arial" w:eastAsia="Arial" w:cs="Arial"/>
-          <w:b w:val="1"/>
-          <w:bCs w:val="1"/>
-          <w:noProof w:val="0"/>
-          <w:sz w:val="22"/>
-          <w:szCs w:val="22"/>
-          <w:lang w:val="pt-BR"/>
-        </w:rPr>
-        <w:t xml:space="preserve"> estará previamente configurada</w:t>
-      </w:r>
-      <w:r>
-        <w:rPr>
-          <w:rFonts w:ascii="Arial" w:hAnsi="Arial" w:eastAsia="Arial" w:cs="Arial"/>
-          <w:noProof w:val="0"/>
-          <w:sz w:val="22"/>
-          <w:szCs w:val="22"/>
-          <w:lang w:val="pt-BR"/>
-        </w:rPr>
-        <w:t>, com servidor web funcional (Apache ou equivalente), banco de dados e permissões adequadas;</w:t>
-      </w:r>
-    </w:p>
-    <w:p>
-      <w:pPr>
-        <w:pStyle w:val="PargrafodaLista"/>
-        <w:numPr>
-          <w:ilvl w:val="0"/>
-          <w:numId w:val="42"/>
-        </w:numPr>
-        <w:bidi w:val="0"/>
-        <w:spacing w:before="240" w:beforeAutospacing="off" w:after="240" w:afterAutospacing="off"/>
-        <w:ind/>
-        <w:rPr>
-          <w:rFonts w:ascii="Arial" w:hAnsi="Arial" w:eastAsia="Arial" w:cs="Arial"/>
-          <w:noProof w:val="0"/>
-          <w:sz w:val="22"/>
-          <w:szCs w:val="22"/>
-          <w:lang w:val="pt-BR"/>
-        </w:rPr>
-      </w:pPr>
-      <w:r>
-        <w:rPr>
-          <w:rFonts w:ascii="Arial" w:hAnsi="Arial" w:eastAsia="Arial" w:cs="Arial"/>
-          <w:noProof w:val="0"/>
-          <w:sz w:val="22"/>
-          <w:szCs w:val="22"/>
-          <w:lang w:val="pt-BR"/>
-        </w:rPr>
-        <w:t xml:space="preserve">O </w:t>
-      </w:r>
-      <w:r>
-        <w:rPr>
-          <w:rFonts w:ascii="Arial" w:hAnsi="Arial" w:eastAsia="Arial" w:cs="Arial"/>
-          <w:b w:val="1"/>
-          <w:bCs w:val="1"/>
-          <w:noProof w:val="0"/>
-          <w:sz w:val="22"/>
-          <w:szCs w:val="22"/>
-          <w:lang w:val="pt-BR"/>
-        </w:rPr>
-        <w:t>público-alvo</w:t>
-      </w:r>
-      <w:r>
-        <w:rPr>
-          <w:rFonts w:ascii="Arial" w:hAnsi="Arial" w:eastAsia="Arial" w:cs="Arial"/>
-          <w:noProof w:val="0"/>
-          <w:sz w:val="22"/>
-          <w:szCs w:val="22"/>
-          <w:lang w:val="pt-BR"/>
-        </w:rPr>
-        <w:t xml:space="preserve"> abrange torcedores do Santos de todas as faixas etárias, com foco especial naqueles com familiaridade com o meio digital;</w:t>
-      </w:r>
-    </w:p>
-    <w:p>
-      <w:pPr>
-        <w:pStyle w:val="PargrafodaLista"/>
-        <w:numPr>
-          <w:ilvl w:val="0"/>
-          <w:numId w:val="42"/>
-        </w:numPr>
-        <w:bidi w:val="0"/>
-        <w:spacing w:before="240" w:beforeAutospacing="off" w:after="240" w:afterAutospacing="off"/>
-        <w:ind/>
-        <w:rPr>
-          <w:rFonts w:ascii="Arial" w:hAnsi="Arial" w:eastAsia="Arial" w:cs="Arial"/>
-          <w:noProof w:val="0"/>
-          <w:sz w:val="22"/>
-          <w:szCs w:val="22"/>
-          <w:lang w:val="pt-BR"/>
-        </w:rPr>
-      </w:pPr>
-      <w:r>
-        <w:rPr>
-          <w:rFonts w:ascii="Arial" w:hAnsi="Arial" w:eastAsia="Arial" w:cs="Arial"/>
-          <w:noProof w:val="0"/>
-          <w:sz w:val="22"/>
-          <w:szCs w:val="22"/>
-          <w:lang w:val="pt-BR"/>
-        </w:rPr>
-        <w:t xml:space="preserve">As </w:t>
-      </w:r>
-      <w:r>
-        <w:rPr>
-          <w:rFonts w:ascii="Arial" w:hAnsi="Arial" w:eastAsia="Arial" w:cs="Arial"/>
-          <w:b w:val="1"/>
-          <w:bCs w:val="1"/>
-          <w:noProof w:val="0"/>
-          <w:sz w:val="22"/>
-          <w:szCs w:val="22"/>
-          <w:lang w:val="pt-BR"/>
-        </w:rPr>
-        <w:t>tecnologias adotadas</w:t>
-      </w:r>
-      <w:r>
-        <w:rPr>
-          <w:rFonts w:ascii="Arial" w:hAnsi="Arial" w:eastAsia="Arial" w:cs="Arial"/>
-          <w:noProof w:val="0"/>
-          <w:sz w:val="22"/>
-          <w:szCs w:val="22"/>
-          <w:lang w:val="pt-BR"/>
-        </w:rPr>
-        <w:t xml:space="preserve"> (HTML, CSS, </w:t>
-      </w:r>
-      <w:r>
-        <w:rPr>
-          <w:rFonts w:ascii="Arial" w:hAnsi="Arial" w:eastAsia="Arial" w:cs="Arial"/>
-          <w:noProof w:val="0"/>
-          <w:sz w:val="22"/>
-          <w:szCs w:val="22"/>
-          <w:lang w:val="pt-BR"/>
-        </w:rPr>
-        <w:t>JavaScript</w:t>
-      </w:r>
-      <w:r>
-        <w:rPr>
-          <w:rFonts w:ascii="Arial" w:hAnsi="Arial" w:eastAsia="Arial" w:cs="Arial"/>
-          <w:noProof w:val="0"/>
-          <w:sz w:val="22"/>
-          <w:szCs w:val="22"/>
-          <w:lang w:val="pt-BR"/>
-        </w:rPr>
-        <w:t xml:space="preserve">, PHP ou Node.js, MySQL ou </w:t>
-      </w:r>
-      <w:r>
-        <w:rPr>
-          <w:rFonts w:ascii="Arial" w:hAnsi="Arial" w:eastAsia="Arial" w:cs="Arial"/>
-          <w:noProof w:val="0"/>
-          <w:sz w:val="22"/>
-          <w:szCs w:val="22"/>
-          <w:lang w:val="pt-BR"/>
-        </w:rPr>
-        <w:t>SQLite</w:t>
-      </w:r>
-      <w:r>
-        <w:rPr>
-          <w:rFonts w:ascii="Arial" w:hAnsi="Arial" w:eastAsia="Arial" w:cs="Arial"/>
-          <w:noProof w:val="0"/>
-          <w:sz w:val="22"/>
-          <w:szCs w:val="22"/>
-          <w:lang w:val="pt-BR"/>
-        </w:rPr>
-        <w:t>) serão compatíveis com os navegadores modernos (Chrome, Firefox, Edge).</w:t>
-      </w:r>
-    </w:p>
-    <w:p>
-      <w:pPr>
-        <w:pStyle w:val="Normal"/>
-        <w:bidi w:val="0"/>
-        <w:spacing w:before="240" w:beforeAutospacing="off" w:after="240" w:afterAutospacing="off"/>
-        <w:ind w:left="720"/>
-        <w:rPr>
-          <w:rFonts w:ascii="Calibri" w:hAnsi="Calibri" w:eastAsia="Calibri" w:cs="Calibri"/>
-          <w:noProof w:val="0"/>
-          <w:sz w:val="22"/>
-          <w:szCs w:val="22"/>
-          <w:lang w:val="pt-BR"/>
-        </w:rPr>
-      </w:pPr>
     </w:p>
     <w:p>
       <w:pPr>
@@ -3834,7 +3342,7 @@
           <w:lang w:val="pt-BR"/>
         </w:rPr>
       </w:pPr>
-      <w:bookmarkStart w:name="_Toc140605290" w:id="268732883"/>
+      <w:bookmarkStart w:name="_Toc1471990505" w:id="1196519192"/>
       <w:r>
         <w:rPr>
           <w:rFonts w:ascii="Arial" w:hAnsi="Arial" w:eastAsia="Arial" w:cs="Arial"/>
@@ -3845,7 +3353,7 @@
           <w:szCs w:val="28"/>
           <w:lang w:val="pt-BR"/>
         </w:rPr>
-        <w:t>7</w:t>
+        <w:t>6</w:t>
       </w:r>
       <w:r>
         <w:rPr>
@@ -3857,9 +3365,9 @@
           <w:szCs w:val="28"/>
           <w:lang w:val="pt-BR"/>
         </w:rPr>
-        <w:t>. RESTRIÇÕES</w:t>
-      </w:r>
-      <w:bookmarkEnd w:id="268732883"/>
+        <w:t>. ESCOPO</w:t>
+      </w:r>
+      <w:bookmarkEnd w:id="1196519192"/>
     </w:p>
     <w:p>
       <w:pPr>
@@ -3872,29 +3380,32 @@
         <w:ind/>
         <w:rPr>
           <w:rFonts w:ascii="Arial" w:hAnsi="Arial" w:eastAsia="Arial" w:cs="Arial"/>
-          <w:noProof w:val="0"/>
-          <w:sz w:val="22"/>
-          <w:szCs w:val="22"/>
-          <w:lang w:val="pt-BR"/>
-        </w:rPr>
-      </w:pPr>
-      <w:r>
-        <w:rPr>
-          <w:rFonts w:ascii="Arial" w:hAnsi="Arial" w:eastAsia="Arial" w:cs="Arial"/>
-          <w:noProof w:val="0"/>
-          <w:sz w:val="22"/>
-          <w:szCs w:val="22"/>
-          <w:lang w:val="pt-BR"/>
-        </w:rPr>
-        <w:t>O projeto enfrenta as seguintes limitações, que influenciam seu planejamento e execução:</w:t>
-      </w:r>
-    </w:p>
-    <w:p>
-      <w:pPr>
-        <w:pStyle w:val="PargrafodaLista"/>
+          <w:b w:val="1"/>
+          <w:bCs w:val="1"/>
+          <w:noProof w:val="0"/>
+          <w:sz w:val="22"/>
+          <w:szCs w:val="22"/>
+          <w:lang w:val="pt-BR"/>
+        </w:rPr>
+      </w:pPr>
+      <w:r>
+        <w:rPr>
+          <w:rFonts w:ascii="Arial" w:hAnsi="Arial" w:eastAsia="Arial" w:cs="Arial"/>
+          <w:b w:val="1"/>
+          <w:bCs w:val="1"/>
+          <w:noProof w:val="0"/>
+          <w:sz w:val="22"/>
+          <w:szCs w:val="22"/>
+          <w:lang w:val="pt-BR"/>
+        </w:rPr>
+        <w:t>Incluso no escopo:</w:t>
+      </w:r>
+    </w:p>
+    <w:p>
+      <w:pPr>
         <w:numPr>
           <w:ilvl w:val="0"/>
-          <w:numId w:val="43"/>
+          <w:numId w:val="0"/>
         </w:numPr>
         <w:bidi w:val="0"/>
         <w:spacing w:before="240" w:beforeAutospacing="off" w:after="240" w:afterAutospacing="off"/>
@@ -3910,24 +3421,12 @@
       <w:r>
         <w:rPr>
           <w:rFonts w:ascii="Arial" w:hAnsi="Arial" w:eastAsia="Arial" w:cs="Arial"/>
-          <w:b w:val="1"/>
-          <w:bCs w:val="1"/>
-          <w:noProof w:val="0"/>
-          <w:sz w:val="22"/>
-          <w:szCs w:val="22"/>
-          <w:lang w:val="pt-BR"/>
-        </w:rPr>
-        <w:t>Prazo de entrega</w:t>
-      </w:r>
-      <w:r>
-        <w:rPr>
-          <w:rFonts w:ascii="Arial" w:hAnsi="Arial" w:eastAsia="Arial" w:cs="Arial"/>
-          <w:noProof w:val="0"/>
-          <w:sz w:val="22"/>
-          <w:szCs w:val="22"/>
-          <w:lang w:val="pt-BR"/>
-        </w:rPr>
-        <w:t xml:space="preserve"> definido até o final de maio, exigindo planejamento ágil e execução eficiente das etapas;</w:t>
+          <w:noProof w:val="0"/>
+          <w:sz w:val="22"/>
+          <w:szCs w:val="22"/>
+          <w:lang w:val="pt-BR"/>
+        </w:rPr>
+        <w:t>O escopo do projeto contempla o desenvolvimento completo de uma aplicação web com os seguintes componentes:</w:t>
       </w:r>
     </w:p>
     <w:p>
@@ -3935,7 +3434,7 @@
         <w:pStyle w:val="PargrafodaLista"/>
         <w:numPr>
           <w:ilvl w:val="0"/>
-          <w:numId w:val="43"/>
+          <w:numId w:val="40"/>
         </w:numPr>
         <w:bidi w:val="0"/>
         <w:spacing w:before="240" w:beforeAutospacing="off" w:after="240" w:afterAutospacing="off"/>
@@ -3951,16 +3450,6 @@
       <w:r>
         <w:rPr>
           <w:rFonts w:ascii="Arial" w:hAnsi="Arial" w:eastAsia="Arial" w:cs="Arial"/>
-          <w:noProof w:val="0"/>
-          <w:sz w:val="22"/>
-          <w:szCs w:val="22"/>
-          <w:lang w:val="pt-BR"/>
-        </w:rPr>
-        <w:t xml:space="preserve">Equipe de desenvolvimento </w:t>
-      </w:r>
-      <w:r>
-        <w:rPr>
-          <w:rFonts w:ascii="Arial" w:hAnsi="Arial" w:eastAsia="Arial" w:cs="Arial"/>
           <w:b w:val="1"/>
           <w:bCs w:val="1"/>
           <w:noProof w:val="0"/>
@@ -3968,17 +3457,37 @@
           <w:szCs w:val="22"/>
           <w:lang w:val="pt-BR"/>
         </w:rPr>
-        <w:t>composta por apenas um integrante</w:t>
-      </w:r>
-      <w:r>
-        <w:rPr>
-          <w:rFonts w:ascii="Arial" w:hAnsi="Arial" w:eastAsia="Arial" w:cs="Arial"/>
-          <w:noProof w:val="0"/>
-          <w:sz w:val="22"/>
-          <w:szCs w:val="22"/>
-          <w:lang w:val="pt-BR"/>
-        </w:rPr>
-        <w:t>, o que limita a distribuição simultânea de tarefas e demanda organização individual;</w:t>
+        <w:t>Página Inicial</w:t>
+      </w:r>
+      <w:r>
+        <w:rPr>
+          <w:rFonts w:ascii="Arial" w:hAnsi="Arial" w:eastAsia="Arial" w:cs="Arial"/>
+          <w:noProof w:val="0"/>
+          <w:sz w:val="22"/>
+          <w:szCs w:val="22"/>
+          <w:lang w:val="pt-BR"/>
+        </w:rPr>
+        <w:t>: contendo conteúdo institucional, hist</w:t>
+      </w:r>
+      <w:r>
+        <w:rPr>
+          <w:rFonts w:ascii="Arial" w:hAnsi="Arial" w:eastAsia="Arial" w:cs="Arial"/>
+          <w:noProof w:val="0"/>
+          <w:sz w:val="22"/>
+          <w:szCs w:val="22"/>
+          <w:lang w:val="pt-BR"/>
+        </w:rPr>
+        <w:t>ória</w:t>
+      </w:r>
+      <w:r>
+        <w:rPr>
+          <w:rFonts w:ascii="Arial" w:hAnsi="Arial" w:eastAsia="Arial" w:cs="Arial"/>
+          <w:noProof w:val="0"/>
+          <w:sz w:val="22"/>
+          <w:szCs w:val="22"/>
+          <w:lang w:val="pt-BR"/>
+        </w:rPr>
+        <w:t xml:space="preserve"> do clube, destaques e chamadas para ações de engajamento, reforçando a identidade e os valores do Santos Futebol Clube.</w:t>
       </w:r>
     </w:p>
     <w:p>
@@ -3986,7 +3495,7 @@
         <w:pStyle w:val="PargrafodaLista"/>
         <w:numPr>
           <w:ilvl w:val="0"/>
-          <w:numId w:val="43"/>
+          <w:numId w:val="40"/>
         </w:numPr>
         <w:bidi w:val="0"/>
         <w:spacing w:before="240" w:beforeAutospacing="off" w:after="240" w:afterAutospacing="off"/>
@@ -4009,37 +3518,17 @@
           <w:szCs w:val="22"/>
           <w:lang w:val="pt-BR"/>
         </w:rPr>
-        <w:t>Infraestrutura restrita</w:t>
-      </w:r>
-      <w:r>
-        <w:rPr>
-          <w:rFonts w:ascii="Arial" w:hAnsi="Arial" w:eastAsia="Arial" w:cs="Arial"/>
-          <w:noProof w:val="0"/>
-          <w:sz w:val="22"/>
-          <w:szCs w:val="22"/>
-          <w:lang w:val="pt-BR"/>
-        </w:rPr>
-        <w:t xml:space="preserve"> ao ambiente de desenvolvimento (VM </w:t>
-      </w:r>
-      <w:r>
-        <w:rPr>
-          <w:rFonts w:ascii="Arial" w:hAnsi="Arial" w:eastAsia="Arial" w:cs="Arial"/>
-          <w:noProof w:val="0"/>
-          <w:sz w:val="22"/>
-          <w:szCs w:val="22"/>
-          <w:lang w:val="pt-BR"/>
-        </w:rPr>
-        <w:t>Lubuntu</w:t>
-      </w:r>
-      <w:r>
-        <w:rPr>
-          <w:rFonts w:ascii="Arial" w:hAnsi="Arial" w:eastAsia="Arial" w:cs="Arial"/>
-          <w:noProof w:val="0"/>
-          <w:sz w:val="22"/>
-          <w:szCs w:val="22"/>
-          <w:lang w:val="pt-BR"/>
-        </w:rPr>
-        <w:t>), sem acesso a servidores externos ou hospedagens pagas;</w:t>
+        <w:t>Sistema de Cadastro e Login de Torcedores</w:t>
+      </w:r>
+      <w:r>
+        <w:rPr>
+          <w:rFonts w:ascii="Arial" w:hAnsi="Arial" w:eastAsia="Arial" w:cs="Arial"/>
+          <w:noProof w:val="0"/>
+          <w:sz w:val="22"/>
+          <w:szCs w:val="22"/>
+          <w:lang w:val="pt-BR"/>
+        </w:rPr>
+        <w:t>: com autenticação segura, armazenamento de dados e validação de entradas, garantindo o gerenciamento individualizado do acesso ao portal.</w:t>
       </w:r>
     </w:p>
     <w:p>
@@ -4047,7 +3536,7 @@
         <w:pStyle w:val="PargrafodaLista"/>
         <w:numPr>
           <w:ilvl w:val="0"/>
-          <w:numId w:val="43"/>
+          <w:numId w:val="40"/>
         </w:numPr>
         <w:bidi w:val="0"/>
         <w:spacing w:before="240" w:beforeAutospacing="off" w:after="240" w:afterAutospacing="off"/>
@@ -4070,17 +3559,347 @@
           <w:szCs w:val="22"/>
           <w:lang w:val="pt-BR"/>
         </w:rPr>
-        <w:t>Disponibilidade de tempo</w:t>
-      </w:r>
-      <w:r>
-        <w:rPr>
-          <w:rFonts w:ascii="Arial" w:hAnsi="Arial" w:eastAsia="Arial" w:cs="Arial"/>
-          <w:noProof w:val="0"/>
-          <w:sz w:val="22"/>
-          <w:szCs w:val="22"/>
-          <w:lang w:val="pt-BR"/>
-        </w:rPr>
-        <w:t xml:space="preserve"> reduzida, considerando a conciliação do projeto com outras responsabilidades como estudos, trabalho ou compromissos pessoais.</w:t>
+        <w:t>Dashboard Personalizada</w:t>
+      </w:r>
+      <w:r>
+        <w:rPr>
+          <w:rFonts w:ascii="Arial" w:hAnsi="Arial" w:eastAsia="Arial" w:cs="Arial"/>
+          <w:noProof w:val="0"/>
+          <w:sz w:val="22"/>
+          <w:szCs w:val="22"/>
+          <w:lang w:val="pt-BR"/>
+        </w:rPr>
+        <w:t>: interface exclusiva para cada torcedor, construída com base nos dados coletados via questionário no momento do cadastro. A dashboard apresentará conteúdos e sugestões alinhadas aos interesses do usuário.</w:t>
+      </w:r>
+    </w:p>
+    <w:p>
+      <w:pPr>
+        <w:pStyle w:val="PargrafodaLista"/>
+        <w:numPr>
+          <w:ilvl w:val="0"/>
+          <w:numId w:val="40"/>
+        </w:numPr>
+        <w:bidi w:val="0"/>
+        <w:spacing w:before="240" w:beforeAutospacing="off" w:after="240" w:afterAutospacing="off"/>
+        <w:ind/>
+        <w:rPr>
+          <w:rFonts w:ascii="Arial" w:hAnsi="Arial" w:eastAsia="Arial" w:cs="Arial"/>
+          <w:noProof w:val="0"/>
+          <w:sz w:val="22"/>
+          <w:szCs w:val="22"/>
+          <w:lang w:val="pt-BR"/>
+        </w:rPr>
+      </w:pPr>
+      <w:r>
+        <w:rPr>
+          <w:rFonts w:ascii="Arial" w:hAnsi="Arial" w:eastAsia="Arial" w:cs="Arial"/>
+          <w:b w:val="1"/>
+          <w:bCs w:val="1"/>
+          <w:noProof w:val="0"/>
+          <w:sz w:val="22"/>
+          <w:szCs w:val="22"/>
+          <w:lang w:val="pt-BR"/>
+        </w:rPr>
+        <w:t>Estilização com CSS</w:t>
+      </w:r>
+      <w:r>
+        <w:rPr>
+          <w:rFonts w:ascii="Arial" w:hAnsi="Arial" w:eastAsia="Arial" w:cs="Arial"/>
+          <w:noProof w:val="0"/>
+          <w:sz w:val="22"/>
+          <w:szCs w:val="22"/>
+          <w:lang w:val="pt-BR"/>
+        </w:rPr>
+        <w:t>: uso de boas práticas de design responsivo e acessível, com foco em identidade visual moderna, cores institucionais e boa usabilidade.</w:t>
+      </w:r>
+    </w:p>
+    <w:p>
+      <w:pPr>
+        <w:pStyle w:val="PargrafodaLista"/>
+        <w:numPr>
+          <w:ilvl w:val="0"/>
+          <w:numId w:val="40"/>
+        </w:numPr>
+        <w:bidi w:val="0"/>
+        <w:spacing w:before="240" w:beforeAutospacing="off" w:after="240" w:afterAutospacing="off"/>
+        <w:ind/>
+        <w:rPr>
+          <w:rFonts w:ascii="Arial" w:hAnsi="Arial" w:eastAsia="Arial" w:cs="Arial"/>
+          <w:noProof w:val="0"/>
+          <w:sz w:val="22"/>
+          <w:szCs w:val="22"/>
+          <w:lang w:val="pt-BR"/>
+        </w:rPr>
+      </w:pPr>
+      <w:r>
+        <w:rPr>
+          <w:rFonts w:ascii="Arial" w:hAnsi="Arial" w:eastAsia="Arial" w:cs="Arial"/>
+          <w:b w:val="1"/>
+          <w:bCs w:val="1"/>
+          <w:noProof w:val="0"/>
+          <w:sz w:val="22"/>
+          <w:szCs w:val="22"/>
+          <w:lang w:val="pt-BR"/>
+        </w:rPr>
+        <w:t>Banco de Dados Relacional</w:t>
+      </w:r>
+      <w:r>
+        <w:rPr>
+          <w:rFonts w:ascii="Arial" w:hAnsi="Arial" w:eastAsia="Arial" w:cs="Arial"/>
+          <w:noProof w:val="0"/>
+          <w:sz w:val="22"/>
+          <w:szCs w:val="22"/>
+          <w:lang w:val="pt-BR"/>
+        </w:rPr>
+        <w:t>: com modelagem lógica eficiente para armazenar e gerenciar dados dos usuários, respostas aos questionários e acessos.</w:t>
+      </w:r>
+    </w:p>
+    <w:p>
+      <w:pPr>
+        <w:pStyle w:val="PargrafodaLista"/>
+        <w:numPr>
+          <w:ilvl w:val="0"/>
+          <w:numId w:val="40"/>
+        </w:numPr>
+        <w:bidi w:val="0"/>
+        <w:spacing w:before="240" w:beforeAutospacing="off" w:after="240" w:afterAutospacing="off"/>
+        <w:ind/>
+        <w:rPr>
+          <w:rFonts w:ascii="Arial" w:hAnsi="Arial" w:eastAsia="Arial" w:cs="Arial"/>
+          <w:noProof w:val="0"/>
+          <w:sz w:val="22"/>
+          <w:szCs w:val="22"/>
+          <w:lang w:val="pt-BR"/>
+        </w:rPr>
+      </w:pPr>
+      <w:r>
+        <w:rPr>
+          <w:rFonts w:ascii="Arial" w:hAnsi="Arial" w:eastAsia="Arial" w:cs="Arial"/>
+          <w:b w:val="1"/>
+          <w:bCs w:val="1"/>
+          <w:noProof w:val="0"/>
+          <w:sz w:val="22"/>
+          <w:szCs w:val="22"/>
+          <w:lang w:val="pt-BR"/>
+        </w:rPr>
+        <w:t xml:space="preserve">Integração com VM </w:t>
+      </w:r>
+      <w:r>
+        <w:rPr>
+          <w:rFonts w:ascii="Arial" w:hAnsi="Arial" w:eastAsia="Arial" w:cs="Arial"/>
+          <w:b w:val="1"/>
+          <w:bCs w:val="1"/>
+          <w:noProof w:val="0"/>
+          <w:sz w:val="22"/>
+          <w:szCs w:val="22"/>
+          <w:lang w:val="pt-BR"/>
+        </w:rPr>
+        <w:t>Lubuntu</w:t>
+      </w:r>
+      <w:r>
+        <w:rPr>
+          <w:rFonts w:ascii="Arial" w:hAnsi="Arial" w:eastAsia="Arial" w:cs="Arial"/>
+          <w:noProof w:val="0"/>
+          <w:sz w:val="22"/>
+          <w:szCs w:val="22"/>
+          <w:lang w:val="pt-BR"/>
+        </w:rPr>
+        <w:t xml:space="preserve">: o sistema será configurado e implantado em uma máquina virtual com </w:t>
+      </w:r>
+      <w:r>
+        <w:rPr>
+          <w:rFonts w:ascii="Arial" w:hAnsi="Arial" w:eastAsia="Arial" w:cs="Arial"/>
+          <w:noProof w:val="0"/>
+          <w:sz w:val="22"/>
+          <w:szCs w:val="22"/>
+          <w:lang w:val="pt-BR"/>
+        </w:rPr>
+        <w:t>Lubuntu</w:t>
+      </w:r>
+      <w:r>
+        <w:rPr>
+          <w:rFonts w:ascii="Arial" w:hAnsi="Arial" w:eastAsia="Arial" w:cs="Arial"/>
+          <w:noProof w:val="0"/>
+          <w:sz w:val="22"/>
+          <w:szCs w:val="22"/>
+          <w:lang w:val="pt-BR"/>
+        </w:rPr>
+        <w:t>, que simulará o ambiente de produção e permitirá testes em condições reais de servidor.</w:t>
+      </w:r>
+    </w:p>
+    <w:p>
+      <w:pPr>
+        <w:numPr>
+          <w:ilvl w:val="0"/>
+          <w:numId w:val="0"/>
+        </w:numPr>
+        <w:bidi w:val="0"/>
+        <w:spacing w:before="240" w:beforeAutospacing="off" w:after="240" w:afterAutospacing="off"/>
+        <w:ind/>
+        <w:rPr>
+          <w:rFonts w:ascii="Arial" w:hAnsi="Arial" w:eastAsia="Arial" w:cs="Arial"/>
+          <w:b w:val="1"/>
+          <w:bCs w:val="1"/>
+          <w:noProof w:val="0"/>
+          <w:sz w:val="22"/>
+          <w:szCs w:val="22"/>
+          <w:lang w:val="pt-BR"/>
+        </w:rPr>
+      </w:pPr>
+      <w:r>
+        <w:rPr>
+          <w:rFonts w:ascii="Arial" w:hAnsi="Arial" w:eastAsia="Arial" w:cs="Arial"/>
+          <w:b w:val="1"/>
+          <w:bCs w:val="1"/>
+          <w:noProof w:val="0"/>
+          <w:sz w:val="22"/>
+          <w:szCs w:val="22"/>
+          <w:lang w:val="pt-BR"/>
+        </w:rPr>
+        <w:t>Fora do escopo:</w:t>
+      </w:r>
+    </w:p>
+    <w:p>
+      <w:pPr>
+        <w:pStyle w:val="PargrafodaLista"/>
+        <w:numPr>
+          <w:ilvl w:val="0"/>
+          <w:numId w:val="41"/>
+        </w:numPr>
+        <w:bidi w:val="0"/>
+        <w:spacing w:before="240" w:beforeAutospacing="off" w:after="240" w:afterAutospacing="off"/>
+        <w:ind/>
+        <w:rPr>
+          <w:rFonts w:ascii="Arial" w:hAnsi="Arial" w:eastAsia="Arial" w:cs="Arial"/>
+          <w:noProof w:val="0"/>
+          <w:sz w:val="22"/>
+          <w:szCs w:val="22"/>
+          <w:lang w:val="pt-BR"/>
+        </w:rPr>
+      </w:pPr>
+      <w:r>
+        <w:rPr>
+          <w:rFonts w:ascii="Arial" w:hAnsi="Arial" w:eastAsia="Arial" w:cs="Arial"/>
+          <w:noProof w:val="0"/>
+          <w:sz w:val="22"/>
+          <w:szCs w:val="22"/>
+          <w:lang w:val="pt-BR"/>
+        </w:rPr>
+        <w:t xml:space="preserve">Desenvolvimento de </w:t>
+      </w:r>
+      <w:r>
+        <w:rPr>
+          <w:rFonts w:ascii="Arial" w:hAnsi="Arial" w:eastAsia="Arial" w:cs="Arial"/>
+          <w:b w:val="1"/>
+          <w:bCs w:val="1"/>
+          <w:noProof w:val="0"/>
+          <w:sz w:val="22"/>
+          <w:szCs w:val="22"/>
+          <w:lang w:val="pt-BR"/>
+        </w:rPr>
+        <w:t>aplicativos móveis</w:t>
+      </w:r>
+      <w:r>
+        <w:rPr>
+          <w:rFonts w:ascii="Arial" w:hAnsi="Arial" w:eastAsia="Arial" w:cs="Arial"/>
+          <w:noProof w:val="0"/>
+          <w:sz w:val="22"/>
+          <w:szCs w:val="22"/>
+          <w:lang w:val="pt-BR"/>
+        </w:rPr>
+        <w:t xml:space="preserve"> (Android/iOS);</w:t>
+      </w:r>
+    </w:p>
+    <w:p>
+      <w:pPr>
+        <w:pStyle w:val="PargrafodaLista"/>
+        <w:numPr>
+          <w:ilvl w:val="0"/>
+          <w:numId w:val="41"/>
+        </w:numPr>
+        <w:bidi w:val="0"/>
+        <w:spacing w:before="240" w:beforeAutospacing="off" w:after="240" w:afterAutospacing="off"/>
+        <w:ind/>
+        <w:rPr>
+          <w:rFonts w:ascii="Arial" w:hAnsi="Arial" w:eastAsia="Arial" w:cs="Arial"/>
+          <w:noProof w:val="0"/>
+          <w:sz w:val="22"/>
+          <w:szCs w:val="22"/>
+          <w:lang w:val="pt-BR"/>
+        </w:rPr>
+      </w:pPr>
+      <w:r>
+        <w:rPr>
+          <w:rFonts w:ascii="Arial" w:hAnsi="Arial" w:eastAsia="Arial" w:cs="Arial"/>
+          <w:b w:val="1"/>
+          <w:bCs w:val="1"/>
+          <w:noProof w:val="0"/>
+          <w:sz w:val="22"/>
+          <w:szCs w:val="22"/>
+          <w:lang w:val="pt-BR"/>
+        </w:rPr>
+        <w:t>Integração com redes sociais</w:t>
+      </w:r>
+      <w:r>
+        <w:rPr>
+          <w:rFonts w:ascii="Arial" w:hAnsi="Arial" w:eastAsia="Arial" w:cs="Arial"/>
+          <w:noProof w:val="0"/>
+          <w:sz w:val="22"/>
+          <w:szCs w:val="22"/>
+          <w:lang w:val="pt-BR"/>
+        </w:rPr>
+        <w:t xml:space="preserve"> ou plataformas externas de terceiros;</w:t>
+      </w:r>
+    </w:p>
+    <w:p>
+      <w:pPr>
+        <w:pStyle w:val="PargrafodaLista"/>
+        <w:numPr>
+          <w:ilvl w:val="0"/>
+          <w:numId w:val="41"/>
+        </w:numPr>
+        <w:bidi w:val="0"/>
+        <w:spacing w:before="240" w:beforeAutospacing="off" w:after="240" w:afterAutospacing="off"/>
+        <w:ind/>
+        <w:rPr>
+          <w:rFonts w:ascii="Arial" w:hAnsi="Arial" w:eastAsia="Arial" w:cs="Arial"/>
+          <w:noProof w:val="0"/>
+          <w:sz w:val="22"/>
+          <w:szCs w:val="22"/>
+          <w:lang w:val="pt-BR"/>
+        </w:rPr>
+      </w:pPr>
+      <w:r>
+        <w:rPr>
+          <w:rFonts w:ascii="Arial" w:hAnsi="Arial" w:eastAsia="Arial" w:cs="Arial"/>
+          <w:noProof w:val="0"/>
+          <w:sz w:val="22"/>
+          <w:szCs w:val="22"/>
+          <w:lang w:val="pt-BR"/>
+        </w:rPr>
+        <w:t xml:space="preserve">Implementação de </w:t>
+      </w:r>
+      <w:r>
+        <w:rPr>
+          <w:rFonts w:ascii="Arial" w:hAnsi="Arial" w:eastAsia="Arial" w:cs="Arial"/>
+          <w:b w:val="1"/>
+          <w:bCs w:val="1"/>
+          <w:noProof w:val="0"/>
+          <w:sz w:val="22"/>
+          <w:szCs w:val="22"/>
+          <w:lang w:val="pt-BR"/>
+        </w:rPr>
+        <w:t>sistemas de pagamento</w:t>
+      </w:r>
+      <w:r>
+        <w:rPr>
+          <w:rFonts w:ascii="Arial" w:hAnsi="Arial" w:eastAsia="Arial" w:cs="Arial"/>
+          <w:noProof w:val="0"/>
+          <w:sz w:val="22"/>
+          <w:szCs w:val="22"/>
+          <w:lang w:val="pt-BR"/>
+        </w:rPr>
+        <w:t>, e-commerce ou vendas de ingressos/produtos.</w:t>
       </w:r>
     </w:p>
     <w:p>
@@ -4105,7 +3924,7 @@
           <w:lang w:val="pt-BR"/>
         </w:rPr>
       </w:pPr>
-      <w:bookmarkStart w:name="_Toc1758901473" w:id="1432514846"/>
+      <w:bookmarkStart w:name="_Toc2075380950" w:id="406754378"/>
       <w:r>
         <w:rPr>
           <w:rFonts w:ascii="Arial" w:hAnsi="Arial" w:eastAsia="Arial" w:cs="Arial"/>
@@ -4116,7 +3935,7 @@
           <w:szCs w:val="28"/>
           <w:lang w:val="pt-BR"/>
         </w:rPr>
-        <w:t>8</w:t>
+        <w:t>7</w:t>
       </w:r>
       <w:r>
         <w:rPr>
@@ -4128,9 +3947,630 @@
           <w:szCs w:val="28"/>
           <w:lang w:val="pt-BR"/>
         </w:rPr>
+        <w:t>. PREMISSAS</w:t>
+      </w:r>
+      <w:bookmarkEnd w:id="406754378"/>
+    </w:p>
+    <w:p>
+      <w:pPr>
+        <w:numPr>
+          <w:ilvl w:val="0"/>
+          <w:numId w:val="0"/>
+        </w:numPr>
+        <w:bidi w:val="0"/>
+        <w:spacing w:before="240" w:beforeAutospacing="off" w:after="240" w:afterAutospacing="off"/>
+        <w:ind/>
+        <w:rPr>
+          <w:rFonts w:ascii="Arial" w:hAnsi="Arial" w:eastAsia="Arial" w:cs="Arial"/>
+          <w:noProof w:val="0"/>
+          <w:sz w:val="22"/>
+          <w:szCs w:val="22"/>
+          <w:lang w:val="pt-BR"/>
+        </w:rPr>
+      </w:pPr>
+      <w:r>
+        <w:rPr>
+          <w:rFonts w:ascii="Arial" w:hAnsi="Arial" w:eastAsia="Arial" w:cs="Arial"/>
+          <w:noProof w:val="0"/>
+          <w:sz w:val="22"/>
+          <w:szCs w:val="22"/>
+          <w:lang w:val="pt-BR"/>
+        </w:rPr>
+        <w:t>Para a execução eficiente do projeto, as seguintes premissas foram consideradas:</w:t>
+      </w:r>
+    </w:p>
+    <w:p>
+      <w:pPr>
+        <w:pStyle w:val="PargrafodaLista"/>
+        <w:numPr>
+          <w:ilvl w:val="0"/>
+          <w:numId w:val="42"/>
+        </w:numPr>
+        <w:bidi w:val="0"/>
+        <w:spacing w:before="240" w:beforeAutospacing="off" w:after="240" w:afterAutospacing="off"/>
+        <w:ind/>
+        <w:rPr>
+          <w:rFonts w:ascii="Arial" w:hAnsi="Arial" w:eastAsia="Arial" w:cs="Arial"/>
+          <w:noProof w:val="0"/>
+          <w:sz w:val="22"/>
+          <w:szCs w:val="22"/>
+          <w:lang w:val="pt-BR"/>
+        </w:rPr>
+      </w:pPr>
+      <w:r>
+        <w:rPr>
+          <w:rFonts w:ascii="Arial" w:hAnsi="Arial" w:eastAsia="Arial" w:cs="Arial"/>
+          <w:noProof w:val="0"/>
+          <w:sz w:val="22"/>
+          <w:szCs w:val="22"/>
+          <w:lang w:val="pt-BR"/>
+        </w:rPr>
+        <w:t xml:space="preserve">O site será acessado exclusivamente via </w:t>
+      </w:r>
+      <w:r>
+        <w:rPr>
+          <w:rFonts w:ascii="Arial" w:hAnsi="Arial" w:eastAsia="Arial" w:cs="Arial"/>
+          <w:b w:val="1"/>
+          <w:bCs w:val="1"/>
+          <w:noProof w:val="0"/>
+          <w:sz w:val="22"/>
+          <w:szCs w:val="22"/>
+          <w:lang w:val="pt-BR"/>
+        </w:rPr>
+        <w:t>navegadores web em desktops e notebooks</w:t>
+      </w:r>
+      <w:r>
+        <w:rPr>
+          <w:rFonts w:ascii="Arial" w:hAnsi="Arial" w:eastAsia="Arial" w:cs="Arial"/>
+          <w:noProof w:val="0"/>
+          <w:sz w:val="22"/>
+          <w:szCs w:val="22"/>
+          <w:lang w:val="pt-BR"/>
+        </w:rPr>
+        <w:t>, não havendo versão mobile dedicada nesta fase inicial;</w:t>
+      </w:r>
+    </w:p>
+    <w:p>
+      <w:pPr>
+        <w:pStyle w:val="PargrafodaLista"/>
+        <w:numPr>
+          <w:ilvl w:val="0"/>
+          <w:numId w:val="42"/>
+        </w:numPr>
+        <w:bidi w:val="0"/>
+        <w:spacing w:before="240" w:beforeAutospacing="off" w:after="240" w:afterAutospacing="off"/>
+        <w:ind/>
+        <w:rPr>
+          <w:rFonts w:ascii="Arial" w:hAnsi="Arial" w:eastAsia="Arial" w:cs="Arial"/>
+          <w:noProof w:val="0"/>
+          <w:sz w:val="22"/>
+          <w:szCs w:val="22"/>
+          <w:lang w:val="pt-BR"/>
+        </w:rPr>
+      </w:pPr>
+      <w:r>
+        <w:rPr>
+          <w:rFonts w:ascii="Arial" w:hAnsi="Arial" w:eastAsia="Arial" w:cs="Arial"/>
+          <w:noProof w:val="0"/>
+          <w:sz w:val="22"/>
+          <w:szCs w:val="22"/>
+          <w:lang w:val="pt-BR"/>
+        </w:rPr>
+        <w:t xml:space="preserve">A </w:t>
+      </w:r>
+      <w:r>
+        <w:rPr>
+          <w:rFonts w:ascii="Arial" w:hAnsi="Arial" w:eastAsia="Arial" w:cs="Arial"/>
+          <w:b w:val="1"/>
+          <w:bCs w:val="1"/>
+          <w:noProof w:val="0"/>
+          <w:sz w:val="22"/>
+          <w:szCs w:val="22"/>
+          <w:lang w:val="pt-BR"/>
+        </w:rPr>
+        <w:t xml:space="preserve">VM </w:t>
+      </w:r>
+      <w:r>
+        <w:rPr>
+          <w:rFonts w:ascii="Arial" w:hAnsi="Arial" w:eastAsia="Arial" w:cs="Arial"/>
+          <w:b w:val="1"/>
+          <w:bCs w:val="1"/>
+          <w:noProof w:val="0"/>
+          <w:sz w:val="22"/>
+          <w:szCs w:val="22"/>
+          <w:lang w:val="pt-BR"/>
+        </w:rPr>
+        <w:t>Lubuntu</w:t>
+      </w:r>
+      <w:r>
+        <w:rPr>
+          <w:rFonts w:ascii="Arial" w:hAnsi="Arial" w:eastAsia="Arial" w:cs="Arial"/>
+          <w:b w:val="1"/>
+          <w:bCs w:val="1"/>
+          <w:noProof w:val="0"/>
+          <w:sz w:val="22"/>
+          <w:szCs w:val="22"/>
+          <w:lang w:val="pt-BR"/>
+        </w:rPr>
+        <w:t xml:space="preserve"> estará previamente configurada</w:t>
+      </w:r>
+      <w:r>
+        <w:rPr>
+          <w:rFonts w:ascii="Arial" w:hAnsi="Arial" w:eastAsia="Arial" w:cs="Arial"/>
+          <w:noProof w:val="0"/>
+          <w:sz w:val="22"/>
+          <w:szCs w:val="22"/>
+          <w:lang w:val="pt-BR"/>
+        </w:rPr>
+        <w:t>, com servidor web funcional (Apache ou equivalente), banco de dados e permissões adequadas;</w:t>
+      </w:r>
+    </w:p>
+    <w:p>
+      <w:pPr>
+        <w:pStyle w:val="PargrafodaLista"/>
+        <w:numPr>
+          <w:ilvl w:val="0"/>
+          <w:numId w:val="42"/>
+        </w:numPr>
+        <w:bidi w:val="0"/>
+        <w:spacing w:before="240" w:beforeAutospacing="off" w:after="240" w:afterAutospacing="off"/>
+        <w:ind/>
+        <w:rPr>
+          <w:rFonts w:ascii="Arial" w:hAnsi="Arial" w:eastAsia="Arial" w:cs="Arial"/>
+          <w:noProof w:val="0"/>
+          <w:sz w:val="22"/>
+          <w:szCs w:val="22"/>
+          <w:lang w:val="pt-BR"/>
+        </w:rPr>
+      </w:pPr>
+      <w:r>
+        <w:rPr>
+          <w:rFonts w:ascii="Arial" w:hAnsi="Arial" w:eastAsia="Arial" w:cs="Arial"/>
+          <w:noProof w:val="0"/>
+          <w:sz w:val="22"/>
+          <w:szCs w:val="22"/>
+          <w:lang w:val="pt-BR"/>
+        </w:rPr>
+        <w:t xml:space="preserve">O </w:t>
+      </w:r>
+      <w:r>
+        <w:rPr>
+          <w:rFonts w:ascii="Arial" w:hAnsi="Arial" w:eastAsia="Arial" w:cs="Arial"/>
+          <w:b w:val="1"/>
+          <w:bCs w:val="1"/>
+          <w:noProof w:val="0"/>
+          <w:sz w:val="22"/>
+          <w:szCs w:val="22"/>
+          <w:lang w:val="pt-BR"/>
+        </w:rPr>
+        <w:t>público-alvo</w:t>
+      </w:r>
+      <w:r>
+        <w:rPr>
+          <w:rFonts w:ascii="Arial" w:hAnsi="Arial" w:eastAsia="Arial" w:cs="Arial"/>
+          <w:noProof w:val="0"/>
+          <w:sz w:val="22"/>
+          <w:szCs w:val="22"/>
+          <w:lang w:val="pt-BR"/>
+        </w:rPr>
+        <w:t xml:space="preserve"> abrange torcedores do Santos de todas as faixas etárias, com foco especial naqueles com familiaridade com o meio digital;</w:t>
+      </w:r>
+    </w:p>
+    <w:p>
+      <w:pPr>
+        <w:pStyle w:val="PargrafodaLista"/>
+        <w:numPr>
+          <w:ilvl w:val="0"/>
+          <w:numId w:val="42"/>
+        </w:numPr>
+        <w:bidi w:val="0"/>
+        <w:spacing w:before="240" w:beforeAutospacing="off" w:after="240" w:afterAutospacing="off"/>
+        <w:ind/>
+        <w:rPr>
+          <w:rFonts w:ascii="Arial" w:hAnsi="Arial" w:eastAsia="Arial" w:cs="Arial"/>
+          <w:noProof w:val="0"/>
+          <w:sz w:val="22"/>
+          <w:szCs w:val="22"/>
+          <w:lang w:val="pt-BR"/>
+        </w:rPr>
+      </w:pPr>
+      <w:r>
+        <w:rPr>
+          <w:rFonts w:ascii="Arial" w:hAnsi="Arial" w:eastAsia="Arial" w:cs="Arial"/>
+          <w:noProof w:val="0"/>
+          <w:sz w:val="22"/>
+          <w:szCs w:val="22"/>
+          <w:lang w:val="pt-BR"/>
+        </w:rPr>
+        <w:t xml:space="preserve">As </w:t>
+      </w:r>
+      <w:r>
+        <w:rPr>
+          <w:rFonts w:ascii="Arial" w:hAnsi="Arial" w:eastAsia="Arial" w:cs="Arial"/>
+          <w:b w:val="1"/>
+          <w:bCs w:val="1"/>
+          <w:noProof w:val="0"/>
+          <w:sz w:val="22"/>
+          <w:szCs w:val="22"/>
+          <w:lang w:val="pt-BR"/>
+        </w:rPr>
+        <w:t>tecnologias adotadas</w:t>
+      </w:r>
+      <w:r>
+        <w:rPr>
+          <w:rFonts w:ascii="Arial" w:hAnsi="Arial" w:eastAsia="Arial" w:cs="Arial"/>
+          <w:noProof w:val="0"/>
+          <w:sz w:val="22"/>
+          <w:szCs w:val="22"/>
+          <w:lang w:val="pt-BR"/>
+        </w:rPr>
+        <w:t xml:space="preserve"> (HTML, CSS, </w:t>
+      </w:r>
+      <w:r>
+        <w:rPr>
+          <w:rFonts w:ascii="Arial" w:hAnsi="Arial" w:eastAsia="Arial" w:cs="Arial"/>
+          <w:noProof w:val="0"/>
+          <w:sz w:val="22"/>
+          <w:szCs w:val="22"/>
+          <w:lang w:val="pt-BR"/>
+        </w:rPr>
+        <w:t>JavaScript</w:t>
+      </w:r>
+      <w:r>
+        <w:rPr>
+          <w:rFonts w:ascii="Arial" w:hAnsi="Arial" w:eastAsia="Arial" w:cs="Arial"/>
+          <w:noProof w:val="0"/>
+          <w:sz w:val="22"/>
+          <w:szCs w:val="22"/>
+          <w:lang w:val="pt-BR"/>
+        </w:rPr>
+        <w:t>, Node.js, MySQL</w:t>
+      </w:r>
+      <w:r>
+        <w:rPr>
+          <w:rFonts w:ascii="Arial" w:hAnsi="Arial" w:eastAsia="Arial" w:cs="Arial"/>
+          <w:noProof w:val="0"/>
+          <w:sz w:val="22"/>
+          <w:szCs w:val="22"/>
+          <w:lang w:val="pt-BR"/>
+        </w:rPr>
+        <w:t>) serão compatíveis com os navegadores modernos (Chrome, Firefox, Edge).</w:t>
+      </w:r>
+    </w:p>
+    <w:p>
+      <w:pPr>
+        <w:pStyle w:val="Normal"/>
+        <w:bidi w:val="0"/>
+        <w:spacing w:before="240" w:beforeAutospacing="off" w:after="240" w:afterAutospacing="off"/>
+        <w:ind w:left="720"/>
+        <w:rPr>
+          <w:rFonts w:ascii="Calibri" w:hAnsi="Calibri" w:eastAsia="Calibri" w:cs="Calibri"/>
+          <w:noProof w:val="0"/>
+          <w:sz w:val="22"/>
+          <w:szCs w:val="22"/>
+          <w:lang w:val="pt-BR"/>
+        </w:rPr>
+      </w:pPr>
+    </w:p>
+    <w:p>
+      <w:pPr>
+        <w:pStyle w:val="Ttulo3"/>
+        <w:numPr>
+          <w:ilvl w:val="0"/>
+          <w:numId w:val="0"/>
+        </w:numPr>
+        <w:suppressLineNumbers w:val="0"/>
+        <w:bidi w:val="0"/>
+        <w:spacing w:before="281" w:beforeAutospacing="off" w:after="281" w:afterAutospacing="off" w:line="276" w:lineRule="auto"/>
+        <w:ind w:right="0"/>
+        <w:jc w:val="both"/>
+        <w:rPr>
+          <w:rFonts w:ascii="Arial" w:hAnsi="Arial" w:eastAsia="Arial" w:cs="Arial"/>
+          <w:b w:val="1"/>
+          <w:bCs w:val="1"/>
+          <w:noProof w:val="0"/>
+          <w:sz w:val="28"/>
+          <w:szCs w:val="28"/>
+          <w:lang w:val="pt-BR"/>
+        </w:rPr>
+      </w:pPr>
+      <w:bookmarkStart w:name="_Toc722527377" w:id="1647247522"/>
+      <w:r>
+        <w:rPr>
+          <w:rFonts w:ascii="Arial" w:hAnsi="Arial" w:eastAsia="Arial" w:cs="Arial"/>
+          <w:b w:val="1"/>
+          <w:bCs w:val="1"/>
+          <w:noProof w:val="0"/>
+          <w:sz w:val="28"/>
+          <w:szCs w:val="28"/>
+          <w:lang w:val="pt-BR"/>
+        </w:rPr>
+        <w:t>8</w:t>
+      </w:r>
+      <w:r>
+        <w:rPr>
+          <w:rFonts w:ascii="Arial" w:hAnsi="Arial" w:eastAsia="Arial" w:cs="Arial"/>
+          <w:b w:val="1"/>
+          <w:bCs w:val="1"/>
+          <w:noProof w:val="0"/>
+          <w:sz w:val="28"/>
+          <w:szCs w:val="28"/>
+          <w:lang w:val="pt-BR"/>
+        </w:rPr>
+        <w:t>. RESTRIÇÕES</w:t>
+      </w:r>
+      <w:bookmarkEnd w:id="1647247522"/>
+    </w:p>
+    <w:p>
+      <w:pPr>
+        <w:numPr>
+          <w:ilvl w:val="0"/>
+          <w:numId w:val="0"/>
+        </w:numPr>
+        <w:bidi w:val="0"/>
+        <w:spacing w:before="240" w:beforeAutospacing="off" w:after="240" w:afterAutospacing="off"/>
+        <w:ind/>
+        <w:rPr>
+          <w:rFonts w:ascii="Arial" w:hAnsi="Arial" w:eastAsia="Arial" w:cs="Arial"/>
+          <w:noProof w:val="0"/>
+          <w:sz w:val="22"/>
+          <w:szCs w:val="22"/>
+          <w:lang w:val="pt-BR"/>
+        </w:rPr>
+      </w:pPr>
+      <w:r>
+        <w:rPr>
+          <w:rFonts w:ascii="Arial" w:hAnsi="Arial" w:eastAsia="Arial" w:cs="Arial"/>
+          <w:noProof w:val="0"/>
+          <w:sz w:val="22"/>
+          <w:szCs w:val="22"/>
+          <w:lang w:val="pt-BR"/>
+        </w:rPr>
+        <w:t>O projeto enfrenta as seguintes limitações, que influenciam seu planejamento e execução:</w:t>
+      </w:r>
+    </w:p>
+    <w:p>
+      <w:pPr>
+        <w:pStyle w:val="PargrafodaLista"/>
+        <w:numPr>
+          <w:ilvl w:val="0"/>
+          <w:numId w:val="43"/>
+        </w:numPr>
+        <w:bidi w:val="0"/>
+        <w:spacing w:before="240" w:beforeAutospacing="off" w:after="240" w:afterAutospacing="off"/>
+        <w:ind/>
+        <w:rPr>
+          <w:rFonts w:ascii="Arial" w:hAnsi="Arial" w:eastAsia="Arial" w:cs="Arial"/>
+          <w:noProof w:val="0"/>
+          <w:sz w:val="22"/>
+          <w:szCs w:val="22"/>
+          <w:lang w:val="pt-BR"/>
+        </w:rPr>
+      </w:pPr>
+      <w:r>
+        <w:rPr>
+          <w:rFonts w:ascii="Arial" w:hAnsi="Arial" w:eastAsia="Arial" w:cs="Arial"/>
+          <w:b w:val="1"/>
+          <w:bCs w:val="1"/>
+          <w:noProof w:val="0"/>
+          <w:sz w:val="22"/>
+          <w:szCs w:val="22"/>
+          <w:lang w:val="pt-BR"/>
+        </w:rPr>
+        <w:t>Prazo de entrega</w:t>
+      </w:r>
+      <w:r>
+        <w:rPr>
+          <w:rFonts w:ascii="Arial" w:hAnsi="Arial" w:eastAsia="Arial" w:cs="Arial"/>
+          <w:noProof w:val="0"/>
+          <w:sz w:val="22"/>
+          <w:szCs w:val="22"/>
+          <w:lang w:val="pt-BR"/>
+        </w:rPr>
+        <w:t xml:space="preserve"> definido até o final de maio, exigindo planejamento ágil e execução eficiente das etapas;</w:t>
+      </w:r>
+    </w:p>
+    <w:p>
+      <w:pPr>
+        <w:pStyle w:val="PargrafodaLista"/>
+        <w:numPr>
+          <w:ilvl w:val="0"/>
+          <w:numId w:val="43"/>
+        </w:numPr>
+        <w:bidi w:val="0"/>
+        <w:spacing w:before="240" w:beforeAutospacing="off" w:after="240" w:afterAutospacing="off"/>
+        <w:ind/>
+        <w:rPr>
+          <w:rFonts w:ascii="Arial" w:hAnsi="Arial" w:eastAsia="Arial" w:cs="Arial"/>
+          <w:noProof w:val="0"/>
+          <w:sz w:val="22"/>
+          <w:szCs w:val="22"/>
+          <w:lang w:val="pt-BR"/>
+        </w:rPr>
+      </w:pPr>
+      <w:r>
+        <w:rPr>
+          <w:rFonts w:ascii="Arial" w:hAnsi="Arial" w:eastAsia="Arial" w:cs="Arial"/>
+          <w:noProof w:val="0"/>
+          <w:sz w:val="22"/>
+          <w:szCs w:val="22"/>
+          <w:lang w:val="pt-BR"/>
+        </w:rPr>
+        <w:t xml:space="preserve">Equipe de desenvolvimento </w:t>
+      </w:r>
+      <w:r>
+        <w:rPr>
+          <w:rFonts w:ascii="Arial" w:hAnsi="Arial" w:eastAsia="Arial" w:cs="Arial"/>
+          <w:b w:val="1"/>
+          <w:bCs w:val="1"/>
+          <w:noProof w:val="0"/>
+          <w:sz w:val="22"/>
+          <w:szCs w:val="22"/>
+          <w:lang w:val="pt-BR"/>
+        </w:rPr>
+        <w:t>composta por apenas um integrante</w:t>
+      </w:r>
+      <w:r>
+        <w:rPr>
+          <w:rFonts w:ascii="Arial" w:hAnsi="Arial" w:eastAsia="Arial" w:cs="Arial"/>
+          <w:noProof w:val="0"/>
+          <w:sz w:val="22"/>
+          <w:szCs w:val="22"/>
+          <w:lang w:val="pt-BR"/>
+        </w:rPr>
+        <w:t>, o que limita a distribuição simultânea de tarefas e demanda organização individual;</w:t>
+      </w:r>
+    </w:p>
+    <w:p>
+      <w:pPr>
+        <w:pStyle w:val="PargrafodaLista"/>
+        <w:numPr>
+          <w:ilvl w:val="0"/>
+          <w:numId w:val="43"/>
+        </w:numPr>
+        <w:bidi w:val="0"/>
+        <w:spacing w:before="240" w:beforeAutospacing="off" w:after="240" w:afterAutospacing="off"/>
+        <w:ind/>
+        <w:rPr>
+          <w:rFonts w:ascii="Arial" w:hAnsi="Arial" w:eastAsia="Arial" w:cs="Arial"/>
+          <w:noProof w:val="0"/>
+          <w:sz w:val="22"/>
+          <w:szCs w:val="22"/>
+          <w:lang w:val="pt-BR"/>
+        </w:rPr>
+      </w:pPr>
+      <w:r>
+        <w:rPr>
+          <w:rFonts w:ascii="Arial" w:hAnsi="Arial" w:eastAsia="Arial" w:cs="Arial"/>
+          <w:b w:val="1"/>
+          <w:bCs w:val="1"/>
+          <w:noProof w:val="0"/>
+          <w:sz w:val="22"/>
+          <w:szCs w:val="22"/>
+          <w:lang w:val="pt-BR"/>
+        </w:rPr>
+        <w:t>Infraestrutura restrita</w:t>
+      </w:r>
+      <w:r>
+        <w:rPr>
+          <w:rFonts w:ascii="Arial" w:hAnsi="Arial" w:eastAsia="Arial" w:cs="Arial"/>
+          <w:noProof w:val="0"/>
+          <w:sz w:val="22"/>
+          <w:szCs w:val="22"/>
+          <w:lang w:val="pt-BR"/>
+        </w:rPr>
+        <w:t xml:space="preserve"> ao ambiente de desenvolvimento (VM </w:t>
+      </w:r>
+      <w:r>
+        <w:rPr>
+          <w:rFonts w:ascii="Arial" w:hAnsi="Arial" w:eastAsia="Arial" w:cs="Arial"/>
+          <w:noProof w:val="0"/>
+          <w:sz w:val="22"/>
+          <w:szCs w:val="22"/>
+          <w:lang w:val="pt-BR"/>
+        </w:rPr>
+        <w:t>Lubuntu</w:t>
+      </w:r>
+      <w:r>
+        <w:rPr>
+          <w:rFonts w:ascii="Arial" w:hAnsi="Arial" w:eastAsia="Arial" w:cs="Arial"/>
+          <w:noProof w:val="0"/>
+          <w:sz w:val="22"/>
+          <w:szCs w:val="22"/>
+          <w:lang w:val="pt-BR"/>
+        </w:rPr>
+        <w:t>), sem acesso a servidores externos ou hospedagens pagas;</w:t>
+      </w:r>
+    </w:p>
+    <w:p>
+      <w:pPr>
+        <w:pStyle w:val="PargrafodaLista"/>
+        <w:numPr>
+          <w:ilvl w:val="0"/>
+          <w:numId w:val="43"/>
+        </w:numPr>
+        <w:bidi w:val="0"/>
+        <w:spacing w:before="240" w:beforeAutospacing="off" w:after="240" w:afterAutospacing="off"/>
+        <w:ind/>
+        <w:rPr>
+          <w:rFonts w:ascii="Arial" w:hAnsi="Arial" w:eastAsia="Arial" w:cs="Arial"/>
+          <w:noProof w:val="0"/>
+          <w:sz w:val="22"/>
+          <w:szCs w:val="22"/>
+          <w:lang w:val="pt-BR"/>
+        </w:rPr>
+      </w:pPr>
+      <w:r>
+        <w:rPr>
+          <w:rFonts w:ascii="Arial" w:hAnsi="Arial" w:eastAsia="Arial" w:cs="Arial"/>
+          <w:b w:val="1"/>
+          <w:bCs w:val="1"/>
+          <w:noProof w:val="0"/>
+          <w:sz w:val="22"/>
+          <w:szCs w:val="22"/>
+          <w:lang w:val="pt-BR"/>
+        </w:rPr>
+        <w:t>Disponibilidade de tempo</w:t>
+      </w:r>
+      <w:r>
+        <w:rPr>
+          <w:rFonts w:ascii="Arial" w:hAnsi="Arial" w:eastAsia="Arial" w:cs="Arial"/>
+          <w:noProof w:val="0"/>
+          <w:sz w:val="22"/>
+          <w:szCs w:val="22"/>
+          <w:lang w:val="pt-BR"/>
+        </w:rPr>
+        <w:t xml:space="preserve"> reduzida, considerando a conciliação do projeto com outras responsabilidades como estudos, trabalho ou compromissos pessoais.</w:t>
+      </w:r>
+    </w:p>
+    <w:p>
+      <w:pPr>
+        <w:pStyle w:val="Ttulo3"/>
+        <w:numPr>
+          <w:ilvl w:val="0"/>
+          <w:numId w:val="0"/>
+        </w:numPr>
+        <w:suppressLineNumbers w:val="0"/>
+        <w:bidi w:val="0"/>
+        <w:spacing w:before="281" w:beforeAutospacing="off" w:after="281" w:afterAutospacing="off" w:line="276" w:lineRule="auto"/>
+        <w:ind w:right="0"/>
+        <w:jc w:val="both"/>
+        <w:rPr>
+          <w:rFonts w:ascii="Arial" w:hAnsi="Arial" w:eastAsia="Arial" w:cs="Arial"/>
+          <w:b w:val="1"/>
+          <w:bCs w:val="1"/>
+          <w:noProof w:val="0"/>
+          <w:sz w:val="28"/>
+          <w:szCs w:val="28"/>
+          <w:lang w:val="pt-BR"/>
+        </w:rPr>
+      </w:pPr>
+      <w:bookmarkStart w:name="_Toc126241182" w:id="737437853"/>
+      <w:r>
+        <w:rPr>
+          <w:rFonts w:ascii="Arial" w:hAnsi="Arial" w:eastAsia="Arial" w:cs="Arial"/>
+          <w:b w:val="1"/>
+          <w:bCs w:val="1"/>
+          <w:noProof w:val="0"/>
+          <w:sz w:val="28"/>
+          <w:szCs w:val="28"/>
+          <w:lang w:val="pt-BR"/>
+        </w:rPr>
+        <w:t>9</w:t>
+      </w:r>
+      <w:r>
+        <w:rPr>
+          <w:rFonts w:ascii="Arial" w:hAnsi="Arial" w:eastAsia="Arial" w:cs="Arial"/>
+          <w:b w:val="1"/>
+          <w:bCs w:val="1"/>
+          <w:noProof w:val="0"/>
+          <w:sz w:val="28"/>
+          <w:szCs w:val="28"/>
+          <w:lang w:val="pt-BR"/>
+        </w:rPr>
         <w:t>. METODOLOGIA UTILIZADA: (SCRUM)</w:t>
       </w:r>
-      <w:bookmarkEnd w:id="1432514846"/>
+      <w:bookmarkEnd w:id="737437853"/>
     </w:p>
     <w:p>
       <w:pPr>
@@ -4444,130 +4884,6 @@
     </w:p>
     <w:p>
       <w:pPr>
-        <w:pStyle w:val="Normal"/>
-        <w:bidi w:val="0"/>
-        <w:rPr>
-          <w:noProof w:val="0"/>
-          <w:lang w:val="pt-BR"/>
-        </w:rPr>
-      </w:pPr>
-    </w:p>
-    <w:p>
-      <w:pPr>
-        <w:pStyle w:val="Normal"/>
-        <w:bidi w:val="0"/>
-        <w:spacing w:before="240" w:beforeAutospacing="off" w:after="240" w:afterAutospacing="off"/>
-        <w:ind/>
-        <w:rPr>
-          <w:rFonts w:ascii="Arial" w:hAnsi="Arial" w:eastAsia="Arial" w:cs="Arial"/>
-          <w:noProof w:val="0"/>
-          <w:sz w:val="22"/>
-          <w:szCs w:val="22"/>
-          <w:lang w:val="pt-BR"/>
-        </w:rPr>
-      </w:pPr>
-    </w:p>
-    <w:p>
-      <w:pPr>
-        <w:pStyle w:val="Normal"/>
-        <w:bidi w:val="0"/>
-        <w:spacing w:before="240" w:beforeAutospacing="off" w:after="240" w:afterAutospacing="off"/>
-        <w:ind w:left="0"/>
-        <w:rPr>
-          <w:rFonts w:ascii="Calibri" w:hAnsi="Calibri" w:eastAsia="Calibri" w:cs="Calibri"/>
-          <w:noProof w:val="0"/>
-          <w:sz w:val="22"/>
-          <w:szCs w:val="22"/>
-          <w:lang w:val="pt-BR"/>
-        </w:rPr>
-      </w:pPr>
-    </w:p>
-    <w:p>
-      <w:pPr>
-        <w:pStyle w:val="Ttulo3"/>
-        <w:numPr>
-          <w:ilvl w:val="0"/>
-          <w:numId w:val="0"/>
-        </w:numPr>
-        <w:spacing w:before="281" w:beforeAutospacing="off" w:after="281" w:afterAutospacing="off"/>
-        <w:ind w:left="720"/>
-        <w:jc w:val="both"/>
-        <w:rPr>
-          <w:rFonts w:ascii="Arial" w:hAnsi="Arial" w:eastAsia="Arial" w:cs="Arial"/>
-          <w:b w:val="1"/>
-          <w:bCs w:val="1"/>
-          <w:noProof w:val="0"/>
-          <w:sz w:val="28"/>
-          <w:szCs w:val="28"/>
-          <w:lang w:val="pt-BR"/>
-        </w:rPr>
-      </w:pPr>
-    </w:p>
-    <w:p>
-      <w:pPr>
-        <w:pStyle w:val="Ttulo3"/>
-        <w:numPr>
-          <w:ilvl w:val="0"/>
-          <w:numId w:val="0"/>
-        </w:numPr>
-        <w:spacing w:before="281" w:beforeAutospacing="off" w:after="281" w:afterAutospacing="off"/>
-        <w:ind w:left="720"/>
-        <w:jc w:val="both"/>
-        <w:rPr>
-          <w:rFonts w:ascii="Arial" w:hAnsi="Arial" w:eastAsia="Arial" w:cs="Arial"/>
-          <w:b w:val="1"/>
-          <w:bCs w:val="1"/>
-          <w:noProof w:val="0"/>
-          <w:sz w:val="28"/>
-          <w:szCs w:val="28"/>
-          <w:lang w:val="pt-BR"/>
-        </w:rPr>
-      </w:pPr>
-    </w:p>
-    <w:p>
-      <w:pPr>
-        <w:pStyle w:val="Ttulo3"/>
-        <w:numPr>
-          <w:ilvl w:val="0"/>
-          <w:numId w:val="0"/>
-        </w:numPr>
-        <w:spacing w:before="281" w:beforeAutospacing="off" w:after="281" w:afterAutospacing="off"/>
-        <w:ind w:left="720"/>
-        <w:jc w:val="both"/>
-        <w:rPr>
-          <w:rFonts w:ascii="Arial" w:hAnsi="Arial" w:eastAsia="Arial" w:cs="Arial"/>
-          <w:b w:val="1"/>
-          <w:bCs w:val="1"/>
-          <w:noProof w:val="0"/>
-          <w:sz w:val="28"/>
-          <w:szCs w:val="28"/>
-          <w:lang w:val="pt-BR"/>
-        </w:rPr>
-      </w:pPr>
-    </w:p>
-    <w:p>
-      <w:pPr>
-        <w:pStyle w:val="Ttulo3"/>
-        <w:numPr>
-          <w:ilvl w:val="0"/>
-          <w:numId w:val="0"/>
-        </w:numPr>
-        <w:spacing w:before="281" w:beforeAutospacing="off" w:after="281" w:afterAutospacing="off"/>
-        <w:ind w:left="720"/>
-        <w:jc w:val="both"/>
-        <w:rPr>
-          <w:rFonts w:ascii="Arial" w:hAnsi="Arial" w:eastAsia="Arial" w:cs="Arial"/>
-          <w:b w:val="1"/>
-          <w:bCs w:val="1"/>
-          <w:noProof w:val="0"/>
-          <w:sz w:val="28"/>
-          <w:szCs w:val="28"/>
-          <w:lang w:val="pt-BR"/>
-        </w:rPr>
-      </w:pPr>
-    </w:p>
-    <w:p>
-      <w:pPr>
         <w:pStyle w:val="Ttulo3"/>
         <w:numPr>
           <w:ilvl w:val="0"/>
@@ -4575,7 +4891,6 @@
         </w:numPr>
         <w:spacing w:before="281" w:beforeAutospacing="off" w:after="281" w:afterAutospacing="off"/>
         <w:ind w:left="0"/>
-        <w:jc w:val="both"/>
         <w:rPr>
           <w:rFonts w:ascii="Arial" w:hAnsi="Arial" w:eastAsia="Arial" w:cs="Arial"/>
           <w:b w:val="1"/>
@@ -4586,17 +4901,8 @@
           <w:lang w:val="pt-BR"/>
         </w:rPr>
       </w:pPr>
-    </w:p>
-    <w:p>
-      <w:pPr>
-        <w:pStyle w:val="Ttulo3"/>
-        <w:numPr>
-          <w:ilvl w:val="0"/>
-          <w:numId w:val="0"/>
-        </w:numPr>
-        <w:spacing w:before="281" w:beforeAutospacing="off" w:after="281" w:afterAutospacing="off"/>
-        <w:ind w:left="0"/>
-        <w:jc w:val="both"/>
+      <w:bookmarkStart w:name="_Toc1451478262" w:id="1872124453"/>
+      <w:r>
         <w:rPr>
           <w:rFonts w:ascii="Arial" w:hAnsi="Arial" w:eastAsia="Arial" w:cs="Arial"/>
           <w:b w:val="1"/>
@@ -4606,8 +4912,8 @@
           <w:szCs w:val="28"/>
           <w:lang w:val="pt-BR"/>
         </w:rPr>
-      </w:pPr>
-      <w:bookmarkStart w:name="_Toc329987792" w:id="1987452001"/>
+        <w:t>10</w:t>
+      </w:r>
       <w:r>
         <w:rPr>
           <w:rFonts w:ascii="Arial" w:hAnsi="Arial" w:eastAsia="Arial" w:cs="Arial"/>
@@ -4618,21 +4924,9 @@
           <w:szCs w:val="28"/>
           <w:lang w:val="pt-BR"/>
         </w:rPr>
-        <w:t>9</w:t>
-      </w:r>
-      <w:r>
-        <w:rPr>
-          <w:rFonts w:ascii="Arial" w:hAnsi="Arial" w:eastAsia="Arial" w:cs="Arial"/>
-          <w:b w:val="1"/>
-          <w:bCs w:val="1"/>
-          <w:noProof w:val="0"/>
-          <w:sz w:val="28"/>
-          <w:szCs w:val="28"/>
-          <w:lang w:val="pt-BR"/>
-        </w:rPr>
         <w:t>. PLANEJAMENTO 5W2H</w:t>
       </w:r>
-      <w:bookmarkEnd w:id="1987452001"/>
+      <w:bookmarkEnd w:id="1872124453"/>
     </w:p>
     <w:p>
       <w:pPr>
@@ -4730,7 +5024,7 @@
       </w:tr>
       <w:tr>
         <w:trPr>
-          <w:trHeight w:val="810"/>
+          <w:trHeight w:val="1110"/>
         </w:trPr>
         <w:tc>
           <w:tcPr>
@@ -4813,7 +5107,7 @@
       </w:tr>
       <w:tr>
         <w:trPr>
-          <w:trHeight w:val="825"/>
+          <w:trHeight w:val="1155"/>
         </w:trPr>
         <w:tc>
           <w:tcPr>
@@ -4886,7 +5180,7 @@
       </w:tr>
       <w:tr>
         <w:trPr>
-          <w:trHeight w:val="690"/>
+          <w:trHeight w:val="1095"/>
         </w:trPr>
         <w:tc>
           <w:tcPr>
@@ -4959,7 +5253,7 @@
       </w:tr>
       <w:tr>
         <w:trPr>
-          <w:trHeight w:val="765"/>
+          <w:trHeight w:val="960"/>
         </w:trPr>
         <w:tc>
           <w:tcPr>
@@ -5032,7 +5326,7 @@
       </w:tr>
       <w:tr>
         <w:trPr>
-          <w:trHeight w:val="825"/>
+          <w:trHeight w:val="870"/>
         </w:trPr>
         <w:tc>
           <w:tcPr>
@@ -5088,14 +5382,14 @@
                 <w:i w:val="0"/>
                 <w:iCs w:val="0"/>
               </w:rPr>
-              <w:t>Projeto individual (ou em grupo pequeno, conforme aplicável)</w:t>
+              <w:t>Projeto individual</w:t>
             </w:r>
           </w:p>
         </w:tc>
       </w:tr>
       <w:tr>
         <w:trPr>
-          <w:trHeight w:val="840"/>
+          <w:trHeight w:val="1035"/>
         </w:trPr>
         <w:tc>
           <w:tcPr>
@@ -5198,7 +5492,7 @@
       </w:tr>
       <w:tr>
         <w:trPr>
-          <w:trHeight w:val="975"/>
+          <w:trHeight w:val="1065"/>
         </w:trPr>
         <w:tc>
           <w:tcPr>
@@ -5353,7 +5647,7 @@
           <w:lang w:val="pt-BR"/>
         </w:rPr>
       </w:pPr>
-      <w:bookmarkStart w:name="_Toc1296679249" w:id="53442161"/>
+      <w:bookmarkStart w:name="_Toc155978337" w:id="1983416353"/>
       <w:r>
         <w:rPr>
           <w:rFonts w:ascii="Arial" w:hAnsi="Arial" w:eastAsia="Arial" w:cs="Arial"/>
@@ -5364,7 +5658,7 @@
           <w:szCs w:val="28"/>
           <w:lang w:val="pt-BR"/>
         </w:rPr>
-        <w:t>10</w:t>
+        <w:t>1</w:t>
       </w:r>
       <w:r>
         <w:rPr>
@@ -5376,14 +5670,30 @@
           <w:szCs w:val="28"/>
           <w:lang w:val="pt-BR"/>
         </w:rPr>
+        <w:t>1</w:t>
+      </w:r>
+      <w:r>
+        <w:rPr>
+          <w:rFonts w:ascii="Arial" w:hAnsi="Arial" w:eastAsia="Arial" w:cs="Arial"/>
+          <w:b w:val="1"/>
+          <w:bCs w:val="1"/>
+          <w:noProof w:val="0"/>
+          <w:sz w:val="28"/>
+          <w:szCs w:val="28"/>
+          <w:lang w:val="pt-BR"/>
+        </w:rPr>
         <w:t>. PLANILHA BACKLOG E TRELLO</w:t>
       </w:r>
-      <w:bookmarkEnd w:id="53442161"/>
-    </w:p>
-    <w:p>
+      <w:bookmarkEnd w:id="1983416353"/>
+    </w:p>
+    <w:p>
+      <w:pPr>
+        <w:spacing w:after="0" w:line="360" w:lineRule="auto"/>
+        <w:ind/>
+      </w:pPr>
       <w:r>
         <w:drawing>
-          <wp:inline wp14:editId="45D61A83" wp14:anchorId="6CA5729D">
+          <wp:inline wp14:editId="6111D77D" wp14:anchorId="6CA5729D">
             <wp:extent cx="5762626" cy="4000500"/>
             <wp:effectExtent l="0" t="0" r="0" b="0"/>
             <wp:docPr id="777416918" name="" title=""/>
@@ -5398,10 +5708,10 @@
                     <pic:cNvPicPr/>
                   </pic:nvPicPr>
                   <pic:blipFill>
-                    <a:blip r:embed="R95dfc34f3f594d57">
-                      <a:extLst>
+                    <a:blip r:embed="R09992f833be847d7">
+                      <a:extLst xmlns:a="http://schemas.openxmlformats.org/drawingml/2006/main">
                         <a:ext xmlns:a="http://schemas.openxmlformats.org/drawingml/2006/main" uri="{28A0092B-C50C-407E-A947-70E740481C1C}">
-                          <a14:useLocalDpi val="0"/>
+                          <a14:useLocalDpi xmlns:a14="http://schemas.microsoft.com/office/drawing/2010/main" val="0"/>
                         </a:ext>
                       </a:extLst>
                     </a:blip>
@@ -5410,7 +5720,7 @@
                     </a:stretch>
                   </pic:blipFill>
                   <pic:spPr>
-                    <a:xfrm>
+                    <a:xfrm rot="0" flipH="0" flipV="0">
                       <a:off x="0" y="0"/>
                       <a:ext cx="5762626" cy="4000500"/>
                     </a:xfrm>
@@ -5426,7 +5736,7 @@
       </w:r>
       <w:r>
         <w:drawing>
-          <wp:inline wp14:editId="4BD327A0" wp14:anchorId="158DB15C">
+          <wp:inline wp14:editId="2DD6162F" wp14:anchorId="158DB15C">
             <wp:extent cx="5762626" cy="2133600"/>
             <wp:effectExtent l="0" t="0" r="0" b="0"/>
             <wp:docPr id="1194832958" name="" title=""/>
@@ -5441,10 +5751,10 @@
                     <pic:cNvPicPr/>
                   </pic:nvPicPr>
                   <pic:blipFill>
-                    <a:blip r:embed="Ra24ba8cb7d8b4250">
-                      <a:extLst>
+                    <a:blip r:embed="R10358ef5a1094cf2">
+                      <a:extLst xmlns:a="http://schemas.openxmlformats.org/drawingml/2006/main">
                         <a:ext xmlns:a="http://schemas.openxmlformats.org/drawingml/2006/main" uri="{28A0092B-C50C-407E-A947-70E740481C1C}">
-                          <a14:useLocalDpi val="0"/>
+                          <a14:useLocalDpi xmlns:a14="http://schemas.microsoft.com/office/drawing/2010/main" val="0"/>
                         </a:ext>
                       </a:extLst>
                     </a:blip>
@@ -5453,7 +5763,7 @@
                     </a:stretch>
                   </pic:blipFill>
                   <pic:spPr>
-                    <a:xfrm>
+                    <a:xfrm rot="0" flipH="0" flipV="0">
                       <a:off x="0" y="0"/>
                       <a:ext cx="5762626" cy="2133600"/>
                     </a:xfrm>
@@ -5469,7 +5779,7 @@
       </w:r>
       <w:r>
         <w:drawing>
-          <wp:inline wp14:editId="127A1855" wp14:anchorId="591CD1B3">
+          <wp:inline wp14:editId="1C282798" wp14:anchorId="591CD1B3">
             <wp:extent cx="5762626" cy="3238500"/>
             <wp:effectExtent l="0" t="0" r="0" b="0"/>
             <wp:docPr id="996669094" name="" title=""/>
@@ -5484,10 +5794,10 @@
                     <pic:cNvPicPr/>
                   </pic:nvPicPr>
                   <pic:blipFill>
-                    <a:blip r:embed="R4965ef9d8d6a43b6">
-                      <a:extLst>
+                    <a:blip r:embed="Rc75e3971dff04886">
+                      <a:extLst xmlns:a="http://schemas.openxmlformats.org/drawingml/2006/main">
                         <a:ext xmlns:a="http://schemas.openxmlformats.org/drawingml/2006/main" uri="{28A0092B-C50C-407E-A947-70E740481C1C}">
-                          <a14:useLocalDpi val="0"/>
+                          <a14:useLocalDpi xmlns:a14="http://schemas.microsoft.com/office/drawing/2010/main" val="0"/>
                         </a:ext>
                       </a:extLst>
                     </a:blip>
@@ -5496,7 +5806,7 @@
                     </a:stretch>
                   </pic:blipFill>
                   <pic:spPr>
-                    <a:xfrm>
+                    <a:xfrm rot="0" flipH="0" flipV="0">
                       <a:off x="0" y="0"/>
                       <a:ext cx="5762626" cy="3238500"/>
                     </a:xfrm>
@@ -5513,55 +5823,6 @@
     </w:p>
     <w:p>
       <w:pPr>
-        <w:spacing w:after="0" w:line="360" w:lineRule="auto"/>
-        <w:ind w:firstLine="706"/>
-        <w:jc w:val="both"/>
-        <w:rPr>
-          <w:rFonts w:ascii="Arial" w:hAnsi="Arial" w:cs="Arial"/>
-          <w:b/>
-          <w:bCs/>
-          <w:sz w:val="28"/>
-          <w:szCs w:val="28"/>
-        </w:rPr>
-      </w:pPr>
-    </w:p>
-    <w:p>
-      <w:pPr>
-        <w:spacing w:after="0" w:line="360" w:lineRule="auto"/>
-        <w:jc w:val="both"/>
-      </w:pPr>
-    </w:p>
-    <w:p>
-      <w:pPr>
-        <w:spacing w:after="0" w:line="360" w:lineRule="auto"/>
-        <w:jc w:val="both"/>
-      </w:pPr>
-    </w:p>
-    <w:p>
-      <w:pPr>
-        <w:spacing w:after="0" w:line="360" w:lineRule="auto"/>
-        <w:jc w:val="both"/>
-      </w:pPr>
-    </w:p>
-    <w:p>
-      <w:pPr>
-        <w:spacing w:after="0" w:line="360" w:lineRule="auto"/>
-        <w:jc w:val="both"/>
-      </w:pPr>
-    </w:p>
-    <w:p>
-      <w:pPr>
-        <w:spacing w:after="0" w:line="360" w:lineRule="auto"/>
-        <w:jc w:val="both"/>
-        <w:rPr>
-          <w:rFonts w:ascii="Arial" w:hAnsi="Arial" w:cs="Arial"/>
-          <w:sz w:val="24"/>
-          <w:szCs w:val="24"/>
-        </w:rPr>
-      </w:pPr>
-    </w:p>
-    <w:p>
-      <w:pPr>
         <w:pStyle w:val="Ttulo3"/>
         <w:keepNext w:val="1"/>
         <w:keepLines w:val="1"/>
@@ -5569,8 +5830,8 @@
           <w:ilvl w:val="0"/>
           <w:numId w:val="0"/>
         </w:numPr>
-        <w:spacing w:before="281" w:beforeAutospacing="off" w:after="281" w:afterAutospacing="off" w:line="276" w:lineRule="auto"/>
-        <w:ind w:left="0" w:hanging="12"/>
+        <w:spacing w:before="281" w:beforeAutospacing="off" w:after="0" w:afterAutospacing="off" w:line="360" w:lineRule="auto"/>
+        <w:ind w:left="0"/>
         <w:jc w:val="both"/>
         <w:rPr>
           <w:rFonts w:ascii="Calibri" w:hAnsi="Calibri" w:eastAsia="Calibri" w:cs="Calibri"/>
@@ -5580,7 +5841,7 @@
           <w:lang w:val="pt-BR"/>
         </w:rPr>
       </w:pPr>
-      <w:bookmarkStart w:name="_Toc512554402" w:id="163062057"/>
+      <w:bookmarkStart w:name="_Toc1338580577" w:id="1024969482"/>
       <w:r>
         <w:rPr>
           <w:rFonts w:ascii="Arial" w:hAnsi="Arial" w:eastAsia="Arial" w:cs="Arial"/>
@@ -5613,7 +5874,7 @@
           <w:szCs w:val="28"/>
           <w:lang w:val="pt-BR"/>
         </w:rPr>
-        <w:t>1</w:t>
+        <w:t>2</w:t>
       </w:r>
       <w:r>
         <w:rPr>
@@ -5630,230 +5891,9 @@
           <w:szCs w:val="28"/>
           <w:lang w:val="pt-BR"/>
         </w:rPr>
-        <w:t>.  DIAGRAMA DE NEGÓCIO</w:t>
-      </w:r>
-      <w:bookmarkEnd w:id="163062057"/>
-    </w:p>
-    <w:p>
-      <w:pPr>
-        <w:pStyle w:val="Normal"/>
-      </w:pPr>
-    </w:p>
-    <w:p>
-      <w:pPr>
-        <w:spacing w:after="0" w:line="360" w:lineRule="auto"/>
-        <w:ind w:firstLine="706"/>
-        <w:jc w:val="both"/>
-        <w:rPr>
-          <w:rFonts w:ascii="Arial" w:hAnsi="Arial" w:cs="Arial"/>
-          <w:sz w:val="24"/>
-          <w:szCs w:val="24"/>
-        </w:rPr>
-      </w:pPr>
-    </w:p>
-    <w:p>
-      <w:pPr>
-        <w:spacing w:after="0" w:line="360" w:lineRule="auto"/>
-        <w:jc w:val="both"/>
-      </w:pPr>
-    </w:p>
-    <w:p>
-      <w:pPr>
-        <w:spacing w:after="0" w:line="360" w:lineRule="auto"/>
-        <w:jc w:val="both"/>
-        <w:rPr>
-          <w:rFonts w:ascii="Arial" w:hAnsi="Arial" w:cs="Arial"/>
-          <w:sz w:val="24"/>
-          <w:szCs w:val="24"/>
-        </w:rPr>
-      </w:pPr>
-    </w:p>
-    <w:p>
-      <w:pPr>
-        <w:pStyle w:val="Ttulo3"/>
-        <w:keepNext w:val="1"/>
-        <w:keepLines w:val="1"/>
-        <w:numPr>
-          <w:ilvl w:val="0"/>
-          <w:numId w:val="0"/>
-        </w:numPr>
-        <w:spacing w:before="281" w:beforeAutospacing="off" w:after="281" w:afterAutospacing="off" w:line="276" w:lineRule="auto"/>
-        <w:ind w:left="0" w:hanging="12"/>
-        <w:jc w:val="both"/>
-        <w:rPr>
-          <w:rFonts w:ascii="Calibri" w:hAnsi="Calibri" w:eastAsia="Calibri" w:cs="Calibri"/>
-          <w:noProof w:val="0"/>
-          <w:sz w:val="22"/>
-          <w:szCs w:val="22"/>
-          <w:lang w:val="pt-BR"/>
-        </w:rPr>
-      </w:pPr>
-      <w:bookmarkStart w:name="_Toc2138609360" w:id="1237949054"/>
-      <w:r>
-        <w:rPr>
-          <w:rFonts w:ascii="Arial" w:hAnsi="Arial" w:eastAsia="Arial" w:cs="Arial"/>
-          <w:b w:val="1"/>
-          <w:bCs w:val="1"/>
-          <w:i w:val="0"/>
-          <w:iCs w:val="0"/>
-          <w:caps w:val="0"/>
-          <w:smallCaps w:val="0"/>
-          <w:noProof w:val="0"/>
-          <w:color w:val="0A2F40"/>
-          <w:sz w:val="28"/>
-          <w:szCs w:val="28"/>
-          <w:lang w:val="pt-BR"/>
-        </w:rPr>
-        <w:t>1</w:t>
-      </w:r>
-      <w:r>
-        <w:rPr>
-          <w:rFonts w:ascii="Arial" w:hAnsi="Arial" w:eastAsia="Arial" w:cs="Arial"/>
-          <w:b w:val="1"/>
-          <w:bCs w:val="1"/>
-          <w:i w:val="0"/>
-          <w:iCs w:val="0"/>
-          <w:caps w:val="0"/>
-          <w:smallCaps w:val="0"/>
-          <w:noProof w:val="0"/>
-          <w:color w:val="0A2F40"/>
-          <w:sz w:val="28"/>
-          <w:szCs w:val="28"/>
-          <w:lang w:val="pt-BR"/>
-        </w:rPr>
-        <w:t>2</w:t>
-      </w:r>
-      <w:r>
-        <w:rPr>
-          <w:rFonts w:ascii="Arial" w:hAnsi="Arial" w:eastAsia="Arial" w:cs="Arial"/>
-          <w:b w:val="1"/>
-          <w:bCs w:val="1"/>
-          <w:i w:val="0"/>
-          <w:iCs w:val="0"/>
-          <w:caps w:val="0"/>
-          <w:smallCaps w:val="0"/>
-          <w:noProof w:val="0"/>
-          <w:color w:val="0A2F40"/>
-          <w:sz w:val="28"/>
-          <w:szCs w:val="28"/>
-          <w:lang w:val="pt-BR"/>
-        </w:rPr>
-        <w:t>.  DIAGRAMA DE SOLUÇÃO</w:t>
-      </w:r>
-      <w:bookmarkEnd w:id="1237949054"/>
-    </w:p>
-    <w:p>
-      <w:pPr>
-        <w:spacing w:after="0" w:line="360" w:lineRule="auto"/>
-        <w:ind w:firstLine="706"/>
-        <w:jc w:val="both"/>
-        <w:rPr>
-          <w:rFonts w:ascii="Arial" w:hAnsi="Arial" w:cs="Arial"/>
-          <w:sz w:val="24"/>
-          <w:szCs w:val="24"/>
-        </w:rPr>
-      </w:pPr>
-    </w:p>
-    <w:p>
-      <w:pPr>
-        <w:spacing w:after="0" w:line="360" w:lineRule="auto"/>
-        <w:jc w:val="both"/>
-      </w:pPr>
-    </w:p>
-    <w:p>
-      <w:pPr>
-        <w:spacing w:after="0" w:line="360" w:lineRule="auto"/>
-        <w:jc w:val="both"/>
-        <w:rPr>
-          <w:rFonts w:ascii="Arial" w:hAnsi="Arial" w:cs="Arial"/>
-          <w:sz w:val="24"/>
-          <w:szCs w:val="24"/>
-        </w:rPr>
-      </w:pPr>
-    </w:p>
-    <w:p>
-      <w:pPr>
-        <w:spacing w:after="0" w:line="360" w:lineRule="auto"/>
-        <w:jc w:val="both"/>
-        <w:rPr>
-          <w:rFonts w:ascii="Arial" w:hAnsi="Arial" w:cs="Arial"/>
-          <w:sz w:val="24"/>
-          <w:szCs w:val="24"/>
-        </w:rPr>
-      </w:pPr>
-    </w:p>
-    <w:p>
-      <w:pPr>
-        <w:spacing w:after="0" w:line="360" w:lineRule="auto"/>
-        <w:jc w:val="both"/>
-        <w:rPr>
-          <w:rFonts w:ascii="Arial" w:hAnsi="Arial" w:cs="Arial"/>
-          <w:sz w:val="24"/>
-          <w:szCs w:val="24"/>
-        </w:rPr>
-      </w:pPr>
-    </w:p>
-    <w:p>
-      <w:pPr>
-        <w:spacing w:after="0" w:line="360" w:lineRule="auto"/>
-        <w:jc w:val="both"/>
-        <w:rPr>
-          <w:rFonts w:ascii="Arial" w:hAnsi="Arial" w:cs="Arial"/>
-          <w:sz w:val="24"/>
-          <w:szCs w:val="24"/>
-        </w:rPr>
-      </w:pPr>
-    </w:p>
-    <w:p>
-      <w:pPr>
-        <w:spacing w:after="0" w:line="360" w:lineRule="auto"/>
-        <w:jc w:val="both"/>
-        <w:rPr>
-          <w:rFonts w:ascii="Arial" w:hAnsi="Arial" w:cs="Arial"/>
-          <w:sz w:val="24"/>
-          <w:szCs w:val="24"/>
-        </w:rPr>
-      </w:pPr>
-    </w:p>
-    <w:p>
-      <w:pPr>
-        <w:pStyle w:val="Ttulo3"/>
-        <w:keepNext w:val="1"/>
-        <w:keepLines w:val="1"/>
-        <w:numPr>
-          <w:ilvl w:val="0"/>
-          <w:numId w:val="0"/>
-        </w:numPr>
-        <w:spacing w:before="281" w:beforeAutospacing="off" w:after="281" w:afterAutospacing="off" w:line="276" w:lineRule="auto"/>
-        <w:ind w:left="0" w:hanging="12"/>
-        <w:jc w:val="both"/>
-        <w:rPr>
-          <w:rFonts w:ascii="Calibri" w:hAnsi="Calibri" w:eastAsia="Calibri" w:cs="Calibri"/>
-          <w:noProof w:val="0"/>
-          <w:sz w:val="22"/>
-          <w:szCs w:val="22"/>
-          <w:lang w:val="pt-BR"/>
-        </w:rPr>
-      </w:pPr>
-      <w:bookmarkStart w:name="_Toc1898144399" w:id="346934617"/>
-      <w:r>
-        <w:rPr>
-          <w:rFonts w:ascii="Arial" w:hAnsi="Arial" w:eastAsia="Arial" w:cs="Arial"/>
-          <w:b w:val="1"/>
-          <w:bCs w:val="1"/>
-          <w:i w:val="0"/>
-          <w:iCs w:val="0"/>
-          <w:caps w:val="0"/>
-          <w:smallCaps w:val="0"/>
-          <w:noProof w:val="0"/>
-          <w:color w:val="0A2F40"/>
-          <w:sz w:val="28"/>
-          <w:szCs w:val="28"/>
-          <w:lang w:val="pt-BR"/>
-        </w:rPr>
-        <w:t>13.  CONSIDERAÇÕES FINAIS</w:t>
-      </w:r>
-      <w:bookmarkEnd w:id="346934617"/>
+        <w:t>.  CONSIDERAÇÕES FINAIS</w:t>
+      </w:r>
+      <w:bookmarkEnd w:id="1024969482"/>
     </w:p>
     <w:p>
       <w:pPr>
@@ -6126,12 +6166,12 @@
           <w:szCs w:val="24"/>
         </w:rPr>
       </w:pPr>
-      <w:bookmarkStart w:name="_Toc1457732967" w:id="1526832178"/>
+      <w:bookmarkStart w:name="_Toc1145722221" w:id="1160324729"/>
       <w:r>
         <w:rPr/>
         <w:t>REFERÊNCIAS</w:t>
       </w:r>
-      <w:bookmarkEnd w:id="1526832178"/>
+      <w:bookmarkEnd w:id="1160324729"/>
     </w:p>
     <w:p>
       <w:pPr>
